--- a/klagomål/A 10485-2023 FSC-klagomål.docx
+++ b/klagomål/A 10485-2023 FSC-klagomål.docx
@@ -932,7 +932,7 @@
     <w:r>
       <w:tab/>
       <w:tab/>
-      <w:t>2026-06-15</w:t>
+      <w:t>2026-06-16</w:t>
       <w:br/>
       <w:br/>
     </w:r>

--- a/klagomål/A 10485-2023 FSC-klagomål.docx
+++ b/klagomål/A 10485-2023 FSC-klagomål.docx
@@ -932,7 +932,7 @@
     <w:r>
       <w:tab/>
       <w:tab/>
-      <w:t>2026-06-16</w:t>
+      <w:t>2026-06-17</w:t>
       <w:br/>
       <w:br/>
     </w:r>

--- a/klagomål/A 10485-2023 FSC-klagomål.docx
+++ b/klagomål/A 10485-2023 FSC-klagomål.docx
@@ -1,6 +1,6 @@
 
 <file path=word/document.xml><?xml version="1.0" encoding="utf-8"?>
-<w:document xmlns:wpc="http://schemas.microsoft.com/office/word/2010/wordprocessingCanvas" xmlns:cx="http://schemas.microsoft.com/office/drawing/2014/chartex" xmlns:cx1="http://schemas.microsoft.com/office/drawing/2015/9/8/chartex" xmlns:cx2="http://schemas.microsoft.com/office/drawing/2015/10/21/chartex" xmlns:cx3="http://schemas.microsoft.com/office/drawing/2016/5/9/chartex" xmlns:cx4="http://schemas.microsoft.com/office/drawing/2016/5/10/chartex" xmlns:cx5="http://schemas.microsoft.com/office/drawing/2016/5/11/chartex" xmlns:cx6="http://schemas.microsoft.com/office/drawing/2016/5/12/chartex" xmlns:cx7="http://schemas.microsoft.com/office/drawing/2016/5/13/chartex" xmlns:cx8="http://schemas.microsoft.com/office/drawing/2016/5/14/chartex" xmlns:mc="http://schemas.openxmlformats.org/markup-compatibility/2006" xmlns:aink="http://schemas.microsoft.com/office/drawing/2016/ink" xmlns:am3d="http://schemas.microsoft.com/office/drawing/2017/model3d" xmlns:o="urn:schemas-microsoft-com:office:office" xmlns:oel="http://schemas.microsoft.com/office/2019/extlst" xmlns:r="http://schemas.openxmlformats.org/officeDocument/2006/relationships" xmlns:m="http://schemas.openxmlformats.org/officeDocument/2006/math" xmlns:v="urn:schemas-microsoft-com:vml" xmlns:wp14="http://schemas.microsoft.com/office/word/2010/wordprocessingDrawing" xmlns:wp="http://schemas.openxmlformats.org/drawingml/2006/wordprocessingDrawing" xmlns:w10="urn:schemas-microsoft-com:office:word" xmlns:w="http://schemas.openxmlformats.org/wordprocessingml/2006/main" xmlns:w14="http://schemas.microsoft.com/office/word/2010/wordml" xmlns:w15="http://schemas.microsoft.com/office/word/2012/wordml" xmlns:w16cex="http://schemas.microsoft.com/office/word/2018/wordml/cex" xmlns:w16cid="http://schemas.microsoft.com/office/word/2016/wordml/cid" xmlns:w16="http://schemas.microsoft.com/office/word/2018/wordml" xmlns:w16sdtdh="http://schemas.microsoft.com/office/word/2020/wordml/sdtdatahash" xmlns:w16se="http://schemas.microsoft.com/office/word/2015/wordml/symex" xmlns:wpg="http://schemas.microsoft.com/office/word/2010/wordprocessingGroup" xmlns:wpi="http://schemas.microsoft.com/office/word/2010/wordprocessingInk" xmlns:wne="http://schemas.microsoft.com/office/word/2006/wordml" xmlns:wps="http://schemas.microsoft.com/office/word/2010/wordprocessingShape" mc:Ignorable="w14 w15 w16se w16cid w16 w16cex w16sdtdh wp14">
+<w:document xmlns:wpc="http://schemas.microsoft.com/office/word/2010/wordprocessingCanvas" xmlns:cx="http://schemas.microsoft.com/office/drawing/2014/chartex" xmlns:cx1="http://schemas.microsoft.com/office/drawing/2015/9/8/chartex" xmlns:cx2="http://schemas.microsoft.com/office/drawing/2015/10/21/chartex" xmlns:cx3="http://schemas.microsoft.com/office/drawing/2016/5/9/chartex" xmlns:cx4="http://schemas.microsoft.com/office/drawing/2016/5/10/chartex" xmlns:cx5="http://schemas.microsoft.com/office/drawing/2016/5/11/chartex" xmlns:cx6="http://schemas.microsoft.com/office/drawing/2016/5/12/chartex" xmlns:cx7="http://schemas.microsoft.com/office/drawing/2016/5/13/chartex" xmlns:cx8="http://schemas.microsoft.com/office/drawing/2016/5/14/chartex" xmlns:mc="http://schemas.openxmlformats.org/markup-compatibility/2006" xmlns:aink="http://schemas.microsoft.com/office/drawing/2016/ink" xmlns:am3d="http://schemas.microsoft.com/office/drawing/2017/model3d" xmlns:o="urn:schemas-microsoft-com:office:office" xmlns:oel="http://schemas.microsoft.com/office/2019/extlst" xmlns:r="http://schemas.openxmlformats.org/officeDocument/2006/relationships" xmlns:m="http://schemas.openxmlformats.org/officeDocument/2006/math" xmlns:v="urn:schemas-microsoft-com:vml" xmlns:wp14="http://schemas.microsoft.com/office/word/2010/wordprocessingDrawing" xmlns:wp="http://schemas.openxmlformats.org/drawingml/2006/wordprocessingDrawing" xmlns:w10="urn:schemas-microsoft-com:office:word" xmlns:w="http://schemas.openxmlformats.org/wordprocessingml/2006/main" xmlns:w14="http://schemas.microsoft.com/office/word/2010/wordml" xmlns:w15="http://schemas.microsoft.com/office/word/2012/wordml" xmlns:w16cex="http://schemas.microsoft.com/office/word/2018/wordml/cex" xmlns:w16cid="http://schemas.microsoft.com/office/word/2016/wordml/cid" xmlns:w16="http://schemas.microsoft.com/office/word/2018/wordml" xmlns:w16du="http://schemas.microsoft.com/office/word/2023/wordml/word16du" xmlns:w16sdtdh="http://schemas.microsoft.com/office/word/2020/wordml/sdtdatahash" xmlns:w16sdtfl="http://schemas.microsoft.com/office/word/2024/wordml/sdtformatlock" xmlns:w16se="http://schemas.microsoft.com/office/word/2015/wordml/symex" xmlns:wpg="http://schemas.microsoft.com/office/word/2010/wordprocessingGroup" xmlns:wpi="http://schemas.microsoft.com/office/word/2010/wordprocessingInk" xmlns:wne="http://schemas.microsoft.com/office/word/2006/wordml" xmlns:wps="http://schemas.microsoft.com/office/word/2010/wordprocessingShape" mc:Ignorable="w14 w15 w16se w16cid w16 w16cex w16sdtdh w16sdtfl w16du wp14">
   <w:body>
     <w:p>
       <w:r>
@@ -168,12 +168,12 @@
     </w:p>
     <w:p>
       <w:r>
-        <w:t>Detta dokument behandlar höga naturvärden i avverkningsanmälan A 10485-2023 i Lycksele kommun. Denna avverkningsanmälan inkom 2023-02-24 00:00:00 och omfattar 2,9 ha.</w:t>
+        <w:t>Detta dokument behandlar höga naturvärden i avverkningsanmälan A 10485-2023 i Lycksele kommun som inkom 2023-02-24 och omfattar 2,9 ha.</w:t>
       </w:r>
     </w:p>
     <w:p>
       <w:r>
-        <w:t>Nedan presenteras fynd av fridlysta arter som gjorts i det avverkningsanmälda området, samt relevanta utdrag ur standarderna för FSC, Chain of Custody, Controlled Wood och PEFC. I BILAGA 1 finns artfakta om fridlysta arter.</w:t>
+        <w:t>Nedan presenteras fynd av naturvårdsarter och fridlysta arter som gjorts i det avverkningsanmälda området, samt relevanta utdrag ur standarderna för FSC, Chain of Custody, Controlled Wood och PEFC. I BILAGA 1 finns artfakta om fridlysta arter.</w:t>
       </w:r>
     </w:p>
     <w:p>
@@ -186,64 +186,20 @@
         <w:pStyle w:val="Heading1"/>
       </w:pPr>
       <w:r>
-        <w:t>Fridlysta arter</w:t>
+        <w:t>Naturvårdsarter</w:t>
       </w:r>
     </w:p>
     <w:p>
       <w:r>
-        <w:t>Följande fridlysta arter har sina livsmiljöer och växtplatser i den avverkningsanmälda skogen: .</w:t>
+        <w:t>I och inom 11 meter från avverkningsanmälan har följande 2 naturvårdsarter hittats: knärot (VU, T, §8) och lavskrika (NT, T, §4). Av dessa är 2 rödlistade. För rödlistade arter har rödlistekategorin angivits inom parentes. Typiska arter inom Natura 2000 som är kopplade till skogsekosystem har markerats med (T). För fridlysta arter anges även paragrafen i Artskyddsförordningen som arten är fridlyst enligt.</w:t>
       </w:r>
     </w:p>
     <w:p>
       <w:r>
-        <w:rPr>
-          <w:b/>
-        </w:rPr>
-        <w:t>Knärot (VU, §8)</w:t>
-      </w:r>
-      <w:r>
-        <w:t xml:space="preserve"> är typisk art för </w:t>
-      </w:r>
-      <w:r>
-        <w:rPr>
-          <w:i/>
-        </w:rPr>
-        <w:t xml:space="preserve">9010 Taiga </w:t>
-      </w:r>
-      <w:r>
-        <w:t>och</w:t>
-      </w:r>
-      <w:r>
-        <w:rPr>
-          <w:i/>
-        </w:rPr>
-        <w:t xml:space="preserve"> 9050 Näringsrik granskog</w:t>
-      </w:r>
-      <w:r>
-        <w:t xml:space="preserve">, rödlistad som sårbar och fridlyst enligt 8§ artskyddsförordningen. En nyligen genomförd analys av 79 floraväktarlokaler indikerar att det behövs någonstans mellan 100 och 150 meters skyddszon för att en knärotspopulation inte ska dö ut på lång sikt (Sebestyén &amp; Sundberg, 2025). Detta ligger väl i linje med tidigare genomförda studier som visar att det krävs väl tilltagna buffertzoner för att knäroten inte ska ta skada av skogsbruksåtgärder i intilliggande skog (Johnson, 2014; Koelmeijer m.fl., 2022; Skogsstyrelsen, 2022). Arten är även känslig för gallring vilket framgår av Skogsstyrelsens egen vägledning för hänsyn till knärot (Skogsstyrelsen, 2022). För rika förekomster av knärot är reservatsbildning eller biotopskydd lämpliga åtgärder för att skydda den. På knärot kan den sällsynta rostsvampen </w:t>
-      </w:r>
-      <w:r>
-        <w:rPr>
-          <w:i/>
-        </w:rPr>
-        <w:t>Pucciniastrum goodyerae</w:t>
-      </w:r>
-      <w:r>
-        <w:t xml:space="preserve"> påträffas. </w:t>
-      </w:r>
-      <w:r>
-        <w:rPr>
-          <w:i/>
-        </w:rPr>
-        <w:t>Pucciniastrum goodyerae</w:t>
-      </w:r>
-      <w:r>
-        <w:t xml:space="preserve"> är klassad som NE (ej bedömd) i rödlistan (SLU Artdatabanken, 2024).</w:t>
-      </w:r>
-    </w:p>
-    <w:p>
-      <w:r>
-        <w:t>I det avverkningsanmälda området finns 0 fyndplatser för knärot registrerade på Artportalen. Figur 2 visar gränserna för buffertzoner på 50 m, som behöver lämnas kring fyndplatserna för att knärotslokalerna inte ska försvinna vid en avverkning. Av det avverkningsanmälda området överlappar 0.30 ha med buffertzonerna och får av detta skäl inte avverkas.</w:t>
+        <w:t>De påträffade naturvårdsarterna är ett tydligt kvitto på att det rör sig om en skog med höga naturvärden.</w:t>
+      </w:r>
+      <w:r>
+        <w:t xml:space="preserve"> I Figur 1 visas fyndplatser för naturvårdsarter i området, som finns registrerade på Artportalen.</w:t>
       </w:r>
     </w:p>
     <w:p>
@@ -253,8 +209,135 @@
       <w:r>
         <w:drawing>
           <wp:inline xmlns:a="http://schemas.openxmlformats.org/drawingml/2006/main" xmlns:pic="http://schemas.openxmlformats.org/drawingml/2006/picture">
-            <wp:extent cx="5486400" cy="4593766"/>
+            <wp:extent cx="5486400" cy="5009404"/>
             <wp:docPr id="1" name="Picture 1"/>
+            <wp:cNvGraphicFramePr>
+              <a:graphicFrameLocks noChangeAspect="1"/>
+            </wp:cNvGraphicFramePr>
+            <a:graphic>
+              <a:graphicData uri="http://schemas.openxmlformats.org/drawingml/2006/picture">
+                <pic:pic>
+                  <pic:nvPicPr>
+                    <pic:cNvPr id="0" name="A 10485-2023 karta.png"/>
+                    <pic:cNvPicPr/>
+                  </pic:nvPicPr>
+                  <pic:blipFill>
+                    <a:blip r:embed="rId16"/>
+                    <a:stretch>
+                      <a:fillRect/>
+                    </a:stretch>
+                  </pic:blipFill>
+                  <pic:spPr>
+                    <a:xfrm>
+                      <a:off x="0" y="0"/>
+                      <a:ext cx="5486400" cy="5009404"/>
+                    </a:xfrm>
+                    <a:prstGeom prst="rect"/>
+                  </pic:spPr>
+                </pic:pic>
+              </a:graphicData>
+            </a:graphic>
+          </wp:inline>
+        </w:drawing>
+      </w:r>
+    </w:p>
+    <w:p>
+      <w:pPr>
+        <w:pStyle w:val="Caption"/>
+        <w:spacing w:after="240"/>
+      </w:pPr>
+      <w:r>
+        <w:t>Figur 1. Fyndplatser för naturvårdsarter i och inom 11 meter från avverkningsanmälan (röd linje). Markörer utan svart kant är placerade på fyndplatsen. Markörer med svart kant är placerade vid sidan av fyndplatsen och har ett svart streck som visar fyndplatsens exakta position. Kartans mittpunktskoordinat är N 7151296, E 680786 i SWEREF 99 TM.</w:t>
+      </w:r>
+    </w:p>
+    <w:p>
+      <w:pPr>
+        <w:pStyle w:val="Heading2"/>
+      </w:pPr>
+      <w:r>
+        <w:t>Fridlysta arter</w:t>
+      </w:r>
+    </w:p>
+    <w:p>
+      <w:r>
+        <w:t>Följande fridlysta arter har sina livsmiljöer och växtplatser i den avverkningsanmälda skogen: knärot (VU, T, §8) och lavskrika (NT, T, §4).</w:t>
+      </w:r>
+    </w:p>
+    <w:p>
+      <w:r>
+        <w:t xml:space="preserve">Observera att medlemsländerna är skyldiga att agera i enlighet med EU:s fågeldirektiv där det uttryckligen står att direktivet gäller för fåglar samt för deras ägg, bon och </w:t>
+      </w:r>
+      <w:r>
+        <w:rPr>
+          <w:b/>
+        </w:rPr>
+        <w:t xml:space="preserve">livsmiljöer </w:t>
+      </w:r>
+      <w:r>
+        <w:t>(artikel 1). Vidare att de åtgärder som vidtas inte får leda till en försämring av den nuvarande situationen beträffande bevarandet av de fågelarter som avses i artikel 1 (artikel 13). Fågeldirektivet är styrande för tillsynsansvariga myndigheters ärendehantering, ställningstaganden och beslutsfattande.</w:t>
+      </w:r>
+    </w:p>
+    <w:p>
+      <w:r>
+        <w:rPr>
+          <w:b/>
+        </w:rPr>
+        <w:t>Knärot (VU, §8)</w:t>
+      </w:r>
+      <w:r>
+        <w:t xml:space="preserve"> är typisk art för </w:t>
+      </w:r>
+      <w:r>
+        <w:rPr>
+          <w:i/>
+        </w:rPr>
+        <w:t xml:space="preserve">9010 Taiga </w:t>
+      </w:r>
+      <w:r>
+        <w:t>och</w:t>
+      </w:r>
+      <w:r>
+        <w:rPr>
+          <w:i/>
+        </w:rPr>
+        <w:t xml:space="preserve"> 9050 Näringsrik granskog</w:t>
+      </w:r>
+      <w:r>
+        <w:t xml:space="preserve">, rödlistad som sårbar och fridlyst enligt 8§ artskyddsförordningen. En nyligen genomförd analys av 79 floraväktarlokaler indikerar att det behövs någonstans mellan 100 och 150 meters skyddszon för att en knärotspopulation inte ska dö ut på lång sikt (Sebestyén &amp; Sundberg, 2025). Detta ligger väl i linje med tidigare genomförda studier som visar att det krävs väl tilltagna buffertzoner för att knäroten inte ska ta skada av skogsbruksåtgärder i intilliggande skog (Johnson, 2014; Koelmeijer m.fl., 2022; Skogsstyrelsen, 2022). Arten är även känslig för gallring vilket framgår av Skogsstyrelsens egen vägledning för hänsyn till knärot (Skogsstyrelsen, 2022). Ytterligare en studie visar på den starka korrelationen mellan minskande arealer kontinuitetsskog och lokal utdöenderisk. Knäroten uppvisade en mycket låg koloniseringsgrad (0,7 % över 10 år) i kombination med hög lokal utrotningsrisk (75,2 %), där utrotningssannolikheten ökade kraftigt när arealen kontinuitetsskog minskade mellan undersökningar, t.ex. på grund av kalhyggesbruk (Johansson et al., 2026). För rika förekomster av knärot är reservatsbildning eller biotopskydd lämpliga åtgärder för att skydda den. På knärot kan den sällsynta rostsvampen </w:t>
+      </w:r>
+      <w:r>
+        <w:rPr>
+          <w:i/>
+        </w:rPr>
+        <w:t>Pucciniastrum goodyerae</w:t>
+      </w:r>
+      <w:r>
+        <w:t xml:space="preserve"> påträffas. </w:t>
+      </w:r>
+      <w:r>
+        <w:rPr>
+          <w:i/>
+        </w:rPr>
+        <w:t>Pucciniastrum goodyerae</w:t>
+      </w:r>
+      <w:r>
+        <w:t xml:space="preserve"> är klassad som NE (ej bedömd) i rödlistan (SLU Artdatabanken, 2024).</w:t>
+      </w:r>
+    </w:p>
+    <w:p>
+      <w:r>
+        <w:t>I det avverkningsanmälda området finns 1 fyndplatser för knärot registrerade på Artportalen. Figur 2 visar gränserna för buffertzoner på 50 m, som behöver lämnas kring fyndplatserna för att knärotslokalerna inte ska försvinna vid en avverkning. Av det avverkningsanmälda området överlappar 0.30 ha med buffertzonerna och får av detta skäl inte avverkas.</w:t>
+      </w:r>
+    </w:p>
+    <w:p>
+      <w:pPr>
+        <w:pStyle w:val="Caption"/>
+      </w:pPr>
+      <w:r>
+        <w:drawing>
+          <wp:inline xmlns:a="http://schemas.openxmlformats.org/drawingml/2006/main" xmlns:pic="http://schemas.openxmlformats.org/drawingml/2006/picture">
+            <wp:extent cx="5486400" cy="5009404"/>
+            <wp:docPr id="2" name="Picture 2"/>
             <wp:cNvGraphicFramePr>
               <a:graphicFrameLocks noChangeAspect="1"/>
             </wp:cNvGraphicFramePr>
@@ -266,7 +349,7 @@
                     <pic:cNvPicPr/>
                   </pic:nvPicPr>
                   <pic:blipFill>
-                    <a:blip r:embed="rId16"/>
+                    <a:blip r:embed="rId17"/>
                     <a:stretch>
                       <a:fillRect/>
                     </a:stretch>
@@ -274,7 +357,7 @@
                   <pic:spPr>
                     <a:xfrm>
                       <a:off x="0" y="0"/>
-                      <a:ext cx="5486400" cy="4593766"/>
+                      <a:ext cx="5486400" cy="5009404"/>
                     </a:xfrm>
                     <a:prstGeom prst="rect"/>
                   </pic:spPr>
@@ -288,15 +371,31 @@
     <w:p>
       <w:pPr>
         <w:pStyle w:val="Caption"/>
+        <w:spacing w:after="240"/>
       </w:pPr>
       <w:r>
         <w:t>Figur 2. Fyndplatser och buffertzoner för knärot i det avverkningsanmälda området. Endast fyndplatser vars buffertzoner överlappar med det avverkningsanmälda området har tagits med i visualiseringen. Kartans mittpunktskoordinat är N 7151296, E 680786 i SWEREF 99 TM.</w:t>
       </w:r>
     </w:p>
     <w:p>
-      <w:pPr>
-        <w:pStyle w:val="Caption"/>
-      </w:pPr>
+      <w:r>
+        <w:rPr>
+          <w:b/>
+        </w:rPr>
+        <w:t>Lavskrika (NT, §4)</w:t>
+      </w:r>
+      <w:r>
+        <w:t xml:space="preserve"> är rödlistad som nära hotad och fridlyst enligt 4§ artskyddsförordningen. Den har minskat med 20 (10–30) % under de senaste 15 åren och minskningstakten bedöms vara nära gränsvärdet för sårbar (VU). Lavskrikan är en mycket stationär fågel, som häckar i äldre, slutna och hänglavsrika barrskogar. Nyckelfaktorer är flerskiktad skog med rik undervegetation samt riklig förekomst av hänglavar. Reviren är livslånga med hemområden som varierar mellan 50 och 150 ha. Inom ett revir av hög kvalitet finns det som regel ett eller flera kärnområden (1–20 ha) med relativt tät flerskiktad granskog. Arten missgynnas när flerskiktad skog omförs till enskiktade bestånd och även röjning och hård gallring är starkt negativt. Lavskrikan har relativt stora hemområden och försvinner när den äldre skogen fragmenteras, särskilt allvarligt är när kärnområdena avverkas. Den försvinner successivt framför allt vid dess utbredningsgränser och populationen har minskat kontinuerligt under 2000-talet. Lavskrika är typisk art för </w:t>
+      </w:r>
+      <w:r>
+        <w:rPr>
+          <w:i/>
+        </w:rPr>
+        <w:t>9010 Taiga</w:t>
+      </w:r>
+      <w:r>
+        <w:t xml:space="preserve"> (SLU Artdatabanken, 2026; Skogsstyrelsen 2016).</w:t>
+      </w:r>
     </w:p>
     <w:p>
       <w:r>
@@ -355,6 +454,22 @@
       <w:r>
         <w:t>I den avverkningsanmälda skogen har fridlysta arter sina livsmiljöer och växtplatser. Att skada de fridlysta arternas livsmiljöer, växtplatser eller ekologiska funktion är inte tillåtet enligt artskyddsförordningen.</w:t>
       </w:r>
+      <w:r>
+        <w:rPr>
+          <w:i/>
+        </w:rPr>
+        <w:t xml:space="preserve"> EU:s medlemsländer och skogsbolag är skyldiga att agera i enlighet med EU:s fågeldirektiv där det uttryckligen står att direktivet gäller för fåglar samt för deras ägg, bon och </w:t>
+      </w:r>
+      <w:r>
+        <w:rPr>
+          <w:b/>
+          <w:i/>
+        </w:rPr>
+        <w:t xml:space="preserve">livsmiljöer </w:t>
+      </w:r>
+      <w:r>
+        <w:t>(artikel 1). Vidare att de åtgärder som vidtas inte får leda till en försämring av den nuvarande situationen beträffande bevarandet av de fågelarter som avses i artikel 1 (artikel 13).</w:t>
+      </w:r>
     </w:p>
     <w:p>
       <w:r>
@@ -393,7 +508,7 @@
         <w:rPr>
           <w:i/>
         </w:rPr>
-        <w:t>I det avverkningsanmälda skogsområdet har 0 naturvårdsarter varav 0 rödlistade arter sina livsmiljöer och växtplatser.</w:t>
+        <w:t>I det avverkningsanmälda skogsområdet har 2 naturvårdsarter varav 2 rödlistade arter sina livsmiljöer och växtplatser.</w:t>
       </w:r>
     </w:p>
     <w:p>
@@ -626,7 +741,7 @@
     </w:p>
     <w:p>
       <w:r>
-        <w:t>En analys av 79 floraväktarlokaler åren 1990–2015 vilka återbesökts under 2020–2024 visade på en tydlig negativ påverkan på knärotsförekomster från större hyggen i närområdet (inom 150–200 m) vilket indikerar att kanteffekter har en stor påverkan på populationerna. Resultaten bekräftar knärotens känslighet för kanteffekter och visar vikten av att skydda större skogsbestånd för att bevara arten. Om det blir höga andelar (&gt;30%) hyggen inom 200 meter från en knärotsförekomst så ökar risken för att en knärotspopulation dör ut och det verkar det behövas någonstans mellan 100 och 150 meters skyddszon för att bevara arten på lång sikt (Sebestyén &amp; Sundberg, 2025).</w:t>
+        <w:t>En analys av 79 floraväktarlokaler åren 1990–2015 vilka återbesökts under 2020–2024 visade på en tydlig negativ påverkan på knärotsförekomster från större hyggen i närområdet (inom 150–200 m) vilket indikerar att kanteffekter har en stor påverkan på populationerna. Resultaten bekräftar knärotens känslighet för kanteffekter och visar vikten av att skydda större skogsbestånd för att bevara arten. Om det blir höga andelar (&gt;30%) hyggen inom 200 meter från en knärotsförekomst så ökar risken för att en knärotspopulation dör ut och det verkar det behövas någonstans mellan 100 och 150 meters skyddszon för att bevara arten på lång sikt (Sebestyén &amp; Sundberg, 2025). Detta stöds även av en studie (Johansson et al, 2026) baserad på data från Riksskogstaxeringen som visar att knäroten minskat med 66 % under perioden 1993–2022 samt att det finns en stark korrelation mellan minskande arealer kontinuitetsskog och lokal utdöenderisk. Knäroten uppvisade en mycket låg koloniseringsgrad (0,7 % över 10 år) i kombination med hög lokal utrotningsrisk (75,2 %), där utrotningssannolikheten ökade kraftigt när arealen kontinuitetsskog minskade mellan undersökningar, t.ex. på grund av kalhyggesbruk (Johansson et al., 2026).</w:t>
       </w:r>
     </w:p>
     <w:p>
@@ -671,7 +786,7 @@
     </w:p>
     <w:p>
       <w:r>
-        <w:t>En nyligen publicerad vetenskaplig uppsats av Koelmeijer m.fl. (2022) inkluderar orkidén knärots skyddsbehov. I uppsatsen berörs problemet med uttorkning för växter, bl.a. för knärot, ett problem som blivit accentuerat på grund av den pågående klimatförändringen och torra somrar, t.ex. den exceptionellt torra sommaren 2018. I uppsatsen undersöks områden med tre olika avstånd från kalhyggeskant med avseende på skydd bl.a. för knärot. Det första området har avstånd upp till 20 m från hyggeskant (Strong edge effect), det andra 20–40 m från hyggeskant (Weak edge effect) och det tredje avser större avstånd från hyggeskant, där kanteffekten anses vara försumbar (Interior). Ett resultat var att man fann stor eller mycket stor uttorkningseffekt på känsliga och rödlistade skogsarter vid de kortare avstånden till hyggeskant, medan effekt av uttorkning inte konstaterades på större avstånd (Interior). För orkidén knärot fann man en rik förekomst (upp till 0,06 dm2/m2) på stort avstånd från hyggeskant (Interior), medan förekomsten var liten eller närmast försumbar i de områden som klassificerades som Weak edge effect respektive Strong edge effect. Arbetet påpekar att de allt oftare förekommande torra somrarna ger ytterligare skäl att utöka skyddsavståndet från hyggen till den fuktkrävande arten knärot (Koelmeijer m.fl., 2022).</w:t>
+        <w:t>Ytterligare en studie (Koelmeijer m.fl., 2022) inkluderar knärotens skyddsbehov. I uppsatsen berörs problemet med uttorkning för växter, bl.a. för knärot, ett problem som blivit accentuerat på grund av den pågående klimatförändringen och torra somrar, t.ex. den exceptionellt torra sommaren 2018. I uppsatsen undersöks områden med tre olika avstånd från kalhyggeskant med avseende på skydd bl.a. för knärot. Det första området har avstånd upp till 20 m från hyggeskant (Strong edge effect), det andra 20–40 m från hyggeskant (Weak edge effect) och det tredje avser större avstånd från hyggeskant, där kanteffekten anses vara försumbar (Interior). Ett resultat var att man fann stor eller mycket stor uttorkningseffekt på känsliga och rödlistade skogsarter vid de kortare avstånden till hyggeskant, medan effekt av uttorkning inte konstaterades på större avstånd (Interior). För orkidén knärot fann man en rik förekomst (upp till 0,06 dm2/m2) på stort avstånd från hyggeskant (Interior), medan förekomsten var liten eller närmast försumbar i de områden som klassificerades som Weak edge effect respektive Strong edge effect. Arbetet påpekar att de allt oftare förekommande torra somrarna ger ytterligare skäl att utöka skyddsavståndet från hyggen till den fuktkrävande arten knärot (Koelmeijer m.fl., 2022).</w:t>
       </w:r>
     </w:p>
     <w:p>
@@ -703,7 +818,7 @@
         <w:t xml:space="preserve">Short-term response of the herbaceous layer within leave patches after harvest. </w:t>
       </w:r>
       <w:r>
-        <w:t>Forest Ecology and Management 257, 1014–1025</w:t>
+        <w:t>Forest Ecology and Management 257, 1014–1025.</w:t>
       </w:r>
     </w:p>
     <w:p>
@@ -717,7 +832,30 @@
         <w:t xml:space="preserve">Level and pattern of overstory retention interact to shape long-term responses of understories to timber harvest. </w:t>
       </w:r>
       <w:r>
-        <w:t>Ecological Applications, 22, 2049–2064</w:t>
+        <w:t>Ecological Applications, 22, 2049–2064.</w:t>
+      </w:r>
+    </w:p>
+    <w:p>
+      <w:r>
+        <w:t>Johansson, V., Jansson, M. och Bergman, K-O</w:t>
+      </w:r>
+      <w:r>
+        <w:rPr>
+          <w:i/>
+        </w:rPr>
+        <w:t>.</w:t>
+      </w:r>
+      <w:r>
+        <w:t>, 2026.</w:t>
+      </w:r>
+      <w:r>
+        <w:rPr>
+          <w:i/>
+        </w:rPr>
+        <w:t xml:space="preserve"> A 30-year population decline of a threatened forest orchid associated with old growth forests</w:t>
+      </w:r>
+      <w:r>
+        <w:t>. Department of Physics, Chemistry and Biology (IFM), Linköping University.</w:t>
       </w:r>
     </w:p>
     <w:p>
@@ -731,7 +869,7 @@
         <w:t>Retention Forestry as a Conservation Measure for Boreal Forest Ground Vegetation</w:t>
       </w:r>
       <w:r>
-        <w:t>. Doktorsavhandling, SLU, Uppsala</w:t>
+        <w:t>. Doktorsavhandling, SLU, Uppsala.</w:t>
       </w:r>
     </w:p>
     <w:p>
@@ -745,7 +883,7 @@
         <w:t xml:space="preserve">Interactive effects of drought and edge exposure on old-growth forest understory species. </w:t>
       </w:r>
       <w:r>
-        <w:t>Landscape Ecology, 37, sid 1839–1853</w:t>
+        <w:t>Landscape Ecology, 37, sid 1839–1853.</w:t>
       </w:r>
     </w:p>
     <w:p>
@@ -773,7 +911,7 @@
         <w:t>Påverkan på knärotslokaler från hyggen i närheten.</w:t>
       </w:r>
       <w:r>
-        <w:t xml:space="preserve"> DAPHNE 36:1 2025. Botaniska Sällskapet i Stockholm</w:t>
+        <w:t xml:space="preserve"> DAPHNE 36:1 2025. Botaniska Sällskapet i Stockholm.</w:t>
       </w:r>
     </w:p>
     <w:p>
@@ -787,12 +925,98 @@
         <w:t xml:space="preserve">Vägledning för hänsyn till knärot. </w:t>
       </w:r>
       <w:r>
-        <w:t>https://www.skogsstyrelsen.se/lag-och-tillsyn/artskydd/vagledningar-och-kunskapsstod-artskydd/vagledning-for-hansyn-till-knarot/</w:t>
+        <w:t>https://www.skogsstyrelsen.se/lag-och-tillsyn/artskydd/vagledningar-och-kunskapsstod-artskydd/vagledning-for-hansyn-till-knarot/.</w:t>
       </w:r>
     </w:p>
     <w:p>
       <w:r>
         <w:t xml:space="preserve">SLU Artdatabanken, 2024. </w:t>
+      </w:r>
+      <w:r>
+        <w:rPr>
+          <w:i/>
+        </w:rPr>
+        <w:t xml:space="preserve">Artfaktablad. Naturvård – artfakta. </w:t>
+      </w:r>
+      <w:r>
+        <w:t>SLU Artdatabanken, Uppsala.</w:t>
+      </w:r>
+    </w:p>
+    <w:p>
+      <w:pPr>
+        <w:pStyle w:val="Heading1"/>
+      </w:pPr>
+      <w:r>
+        <w:t>Lavskrika – ekologi samt krav på livsmiljön</w:t>
+      </w:r>
+    </w:p>
+    <w:p>
+      <w:r>
+        <w:t>Lavskrika är rödlistad som nära hotad (NT), fridlyst enligt 4 § artskyddsförordningen (2007:845) och ingår i förteckningen över prioriterade arter i Skogsstyrelsens föreskrifter och allmänna råd (SKSFS 2011:7) bilaga 4. Lavskrikan är en mycket stationär fågel, som häckar i äldre, slutna och hänglavsrika barrskogar. Nyckelfaktorer är flerskiktad skog med rik undervegetation samt riklig förekomst av hänglavar (SLU Artdatabanken, 2026).</w:t>
+      </w:r>
+    </w:p>
+    <w:p>
+      <w:r>
+        <w:t xml:space="preserve">I Skogsstyrelsens vägledning för hänsyn till fåglar står bland annat att: </w:t>
+      </w:r>
+      <w:r>
+        <w:rPr>
+          <w:i/>
+        </w:rPr>
+        <w:t>“Reviren är livslånga med hemområden som varierar mellan 50 och 150 ha. Hemområdena har inga fasta gränser utan det handlar mera om de yttre gränserna för familjegruppernas rörelser. Lavskrikan undviker att förflytta sig över stora öppna områden och hemområdesstorleken är därför större i områden fragmenterade av hyggen och yngre skog än i områden med i sammanhängande äldre skog. Det finns studier som antyder att det inom ett revir bör finnas maximalt 15 % öppna ytor och ungskog. Inom ett revir av hög kvalitet finns det som regel ett eller flera kärnområden (1–20 ha) med relativt tät flerskiktad granskog.”</w:t>
+      </w:r>
+      <w:r>
+        <w:t xml:space="preserve"> Vidare att: </w:t>
+      </w:r>
+      <w:r>
+        <w:rPr>
+          <w:i/>
+        </w:rPr>
+        <w:t>“Arten missgynnas när flerskiktad skog omförs till enskiktade bestånd. Även skogsskötsel med återkommande röjning och hård gallring är starkt negativt. Lavskrikan har relativt stora hemområden och försvinner när den äldre skogen fragmenteras, särskilt allvarligt är när kärnområdena avverkas.”</w:t>
+      </w:r>
+      <w:r>
+        <w:t xml:space="preserve"> (Skogsstyrelsen 2016).</w:t>
+      </w:r>
+    </w:p>
+    <w:p>
+      <w:r>
+        <w:t xml:space="preserve">Populationen har minskat med 20 (10–30) % under de senaste 15 åren och minskningstakten bedöms vara nära gränsvärdet för sårbar (VU). Arten försvinner successivt framför allt vid dess utbredningsgränser och populationen har minskat kontinuerligt under 2000-talet. Lavskrika är typisk art för </w:t>
+      </w:r>
+      <w:r>
+        <w:rPr>
+          <w:i/>
+        </w:rPr>
+        <w:t>9010 Taiga</w:t>
+      </w:r>
+      <w:r>
+        <w:t xml:space="preserve"> (SLU Artdatabanken, 2026).</w:t>
+      </w:r>
+    </w:p>
+    <w:p>
+      <w:pPr>
+        <w:pStyle w:val="Heading2"/>
+      </w:pPr>
+      <w:r>
+        <w:t>Referenser – lavskrika</w:t>
+      </w:r>
+    </w:p>
+    <w:p>
+      <w:r>
+        <w:t xml:space="preserve">Skogsstyrelsen, 2016. </w:t>
+      </w:r>
+      <w:r>
+        <w:rPr>
+          <w:i/>
+        </w:rPr>
+        <w:t xml:space="preserve">Vägledning för hänsyn till fåglar – lavskrika. </w:t>
+      </w:r>
+      <w:r>
+        <w:t>https://www.skogsstyrelsen.se/globalassets/lag-och-tillsyn/artskydd/vagledningar-for-hansyn-till-faglar/lavskrika-vagledning-hansyn.pdf</w:t>
+      </w:r>
+    </w:p>
+    <w:p>
+      <w:r>
+        <w:t xml:space="preserve">SLU Artdatabanken, 2026. </w:t>
       </w:r>
       <w:r>
         <w:rPr>
@@ -822,7 +1046,7 @@
 </file>
 
 <file path=word/endnotes.xml><?xml version="1.0" encoding="utf-8"?>
-<w:endnotes xmlns:wpc="http://schemas.microsoft.com/office/word/2010/wordprocessingCanvas" xmlns:cx="http://schemas.microsoft.com/office/drawing/2014/chartex" xmlns:cx1="http://schemas.microsoft.com/office/drawing/2015/9/8/chartex" xmlns:cx2="http://schemas.microsoft.com/office/drawing/2015/10/21/chartex" xmlns:cx3="http://schemas.microsoft.com/office/drawing/2016/5/9/chartex" xmlns:cx4="http://schemas.microsoft.com/office/drawing/2016/5/10/chartex" xmlns:cx5="http://schemas.microsoft.com/office/drawing/2016/5/11/chartex" xmlns:cx6="http://schemas.microsoft.com/office/drawing/2016/5/12/chartex" xmlns:cx7="http://schemas.microsoft.com/office/drawing/2016/5/13/chartex" xmlns:cx8="http://schemas.microsoft.com/office/drawing/2016/5/14/chartex" xmlns:mc="http://schemas.openxmlformats.org/markup-compatibility/2006" xmlns:aink="http://schemas.microsoft.com/office/drawing/2016/ink" xmlns:am3d="http://schemas.microsoft.com/office/drawing/2017/model3d" xmlns:o="urn:schemas-microsoft-com:office:office" xmlns:oel="http://schemas.microsoft.com/office/2019/extlst" xmlns:r="http://schemas.openxmlformats.org/officeDocument/2006/relationships" xmlns:m="http://schemas.openxmlformats.org/officeDocument/2006/math" xmlns:v="urn:schemas-microsoft-com:vml" xmlns:wp14="http://schemas.microsoft.com/office/word/2010/wordprocessingDrawing" xmlns:wp="http://schemas.openxmlformats.org/drawingml/2006/wordprocessingDrawing" xmlns:w10="urn:schemas-microsoft-com:office:word" xmlns:w="http://schemas.openxmlformats.org/wordprocessingml/2006/main" xmlns:w14="http://schemas.microsoft.com/office/word/2010/wordml" xmlns:w15="http://schemas.microsoft.com/office/word/2012/wordml" xmlns:w16cex="http://schemas.microsoft.com/office/word/2018/wordml/cex" xmlns:w16cid="http://schemas.microsoft.com/office/word/2016/wordml/cid" xmlns:w16="http://schemas.microsoft.com/office/word/2018/wordml" xmlns:w16sdtdh="http://schemas.microsoft.com/office/word/2020/wordml/sdtdatahash" xmlns:w16se="http://schemas.microsoft.com/office/word/2015/wordml/symex" xmlns:wpg="http://schemas.microsoft.com/office/word/2010/wordprocessingGroup" xmlns:wpi="http://schemas.microsoft.com/office/word/2010/wordprocessingInk" xmlns:wne="http://schemas.microsoft.com/office/word/2006/wordml" xmlns:wps="http://schemas.microsoft.com/office/word/2010/wordprocessingShape" mc:Ignorable="w14 w15 w16se w16cid w16 w16cex w16sdtdh wp14">
+<w:endnotes xmlns:wpc="http://schemas.microsoft.com/office/word/2010/wordprocessingCanvas" xmlns:cx="http://schemas.microsoft.com/office/drawing/2014/chartex" xmlns:cx1="http://schemas.microsoft.com/office/drawing/2015/9/8/chartex" xmlns:cx2="http://schemas.microsoft.com/office/drawing/2015/10/21/chartex" xmlns:cx3="http://schemas.microsoft.com/office/drawing/2016/5/9/chartex" xmlns:cx4="http://schemas.microsoft.com/office/drawing/2016/5/10/chartex" xmlns:cx5="http://schemas.microsoft.com/office/drawing/2016/5/11/chartex" xmlns:cx6="http://schemas.microsoft.com/office/drawing/2016/5/12/chartex" xmlns:cx7="http://schemas.microsoft.com/office/drawing/2016/5/13/chartex" xmlns:cx8="http://schemas.microsoft.com/office/drawing/2016/5/14/chartex" xmlns:mc="http://schemas.openxmlformats.org/markup-compatibility/2006" xmlns:aink="http://schemas.microsoft.com/office/drawing/2016/ink" xmlns:am3d="http://schemas.microsoft.com/office/drawing/2017/model3d" xmlns:o="urn:schemas-microsoft-com:office:office" xmlns:oel="http://schemas.microsoft.com/office/2019/extlst" xmlns:r="http://schemas.openxmlformats.org/officeDocument/2006/relationships" xmlns:m="http://schemas.openxmlformats.org/officeDocument/2006/math" xmlns:v="urn:schemas-microsoft-com:vml" xmlns:wp14="http://schemas.microsoft.com/office/word/2010/wordprocessingDrawing" xmlns:wp="http://schemas.openxmlformats.org/drawingml/2006/wordprocessingDrawing" xmlns:w10="urn:schemas-microsoft-com:office:word" xmlns:w="http://schemas.openxmlformats.org/wordprocessingml/2006/main" xmlns:w14="http://schemas.microsoft.com/office/word/2010/wordml" xmlns:w15="http://schemas.microsoft.com/office/word/2012/wordml" xmlns:w16cex="http://schemas.microsoft.com/office/word/2018/wordml/cex" xmlns:w16cid="http://schemas.microsoft.com/office/word/2016/wordml/cid" xmlns:w16="http://schemas.microsoft.com/office/word/2018/wordml" xmlns:w16du="http://schemas.microsoft.com/office/word/2023/wordml/word16du" xmlns:w16sdtdh="http://schemas.microsoft.com/office/word/2020/wordml/sdtdatahash" xmlns:w16sdtfl="http://schemas.microsoft.com/office/word/2024/wordml/sdtformatlock" xmlns:w16se="http://schemas.microsoft.com/office/word/2015/wordml/symex" xmlns:wpg="http://schemas.microsoft.com/office/word/2010/wordprocessingGroup" xmlns:wpi="http://schemas.microsoft.com/office/word/2010/wordprocessingInk" xmlns:wne="http://schemas.microsoft.com/office/word/2006/wordml" xmlns:wps="http://schemas.microsoft.com/office/word/2010/wordprocessingShape" mc:Ignorable="w14 w15 w16se w16cid w16 w16cex w16sdtdh w16sdtfl w16du wp14">
   <w:endnote w:type="separator" w:id="-1">
     <w:p>
       <w:pPr>
@@ -847,7 +1071,7 @@
 </file>
 
 <file path=word/footer1.xml><?xml version="1.0" encoding="utf-8"?>
-<w:ftr xmlns:wpc="http://schemas.microsoft.com/office/word/2010/wordprocessingCanvas" xmlns:cx="http://schemas.microsoft.com/office/drawing/2014/chartex" xmlns:cx1="http://schemas.microsoft.com/office/drawing/2015/9/8/chartex" xmlns:cx2="http://schemas.microsoft.com/office/drawing/2015/10/21/chartex" xmlns:cx3="http://schemas.microsoft.com/office/drawing/2016/5/9/chartex" xmlns:cx4="http://schemas.microsoft.com/office/drawing/2016/5/10/chartex" xmlns:cx5="http://schemas.microsoft.com/office/drawing/2016/5/11/chartex" xmlns:cx6="http://schemas.microsoft.com/office/drawing/2016/5/12/chartex" xmlns:cx7="http://schemas.microsoft.com/office/drawing/2016/5/13/chartex" xmlns:cx8="http://schemas.microsoft.com/office/drawing/2016/5/14/chartex" xmlns:mc="http://schemas.openxmlformats.org/markup-compatibility/2006" xmlns:aink="http://schemas.microsoft.com/office/drawing/2016/ink" xmlns:am3d="http://schemas.microsoft.com/office/drawing/2017/model3d" xmlns:o="urn:schemas-microsoft-com:office:office" xmlns:oel="http://schemas.microsoft.com/office/2019/extlst" xmlns:r="http://schemas.openxmlformats.org/officeDocument/2006/relationships" xmlns:m="http://schemas.openxmlformats.org/officeDocument/2006/math" xmlns:v="urn:schemas-microsoft-com:vml" xmlns:wp14="http://schemas.microsoft.com/office/word/2010/wordprocessingDrawing" xmlns:wp="http://schemas.openxmlformats.org/drawingml/2006/wordprocessingDrawing" xmlns:w10="urn:schemas-microsoft-com:office:word" xmlns:w="http://schemas.openxmlformats.org/wordprocessingml/2006/main" xmlns:w14="http://schemas.microsoft.com/office/word/2010/wordml" xmlns:w15="http://schemas.microsoft.com/office/word/2012/wordml" xmlns:w16cex="http://schemas.microsoft.com/office/word/2018/wordml/cex" xmlns:w16cid="http://schemas.microsoft.com/office/word/2016/wordml/cid" xmlns:w16="http://schemas.microsoft.com/office/word/2018/wordml" xmlns:w16sdtdh="http://schemas.microsoft.com/office/word/2020/wordml/sdtdatahash" xmlns:w16se="http://schemas.microsoft.com/office/word/2015/wordml/symex" xmlns:wpg="http://schemas.microsoft.com/office/word/2010/wordprocessingGroup" xmlns:wpi="http://schemas.microsoft.com/office/word/2010/wordprocessingInk" xmlns:wne="http://schemas.microsoft.com/office/word/2006/wordml" xmlns:wps="http://schemas.microsoft.com/office/word/2010/wordprocessingShape" mc:Ignorable="w14 w15 w16se w16cid w16 w16cex w16sdtdh wp14">
+<w:ftr xmlns:wpc="http://schemas.microsoft.com/office/word/2010/wordprocessingCanvas" xmlns:cx="http://schemas.microsoft.com/office/drawing/2014/chartex" xmlns:cx1="http://schemas.microsoft.com/office/drawing/2015/9/8/chartex" xmlns:cx2="http://schemas.microsoft.com/office/drawing/2015/10/21/chartex" xmlns:cx3="http://schemas.microsoft.com/office/drawing/2016/5/9/chartex" xmlns:cx4="http://schemas.microsoft.com/office/drawing/2016/5/10/chartex" xmlns:cx5="http://schemas.microsoft.com/office/drawing/2016/5/11/chartex" xmlns:cx6="http://schemas.microsoft.com/office/drawing/2016/5/12/chartex" xmlns:cx7="http://schemas.microsoft.com/office/drawing/2016/5/13/chartex" xmlns:cx8="http://schemas.microsoft.com/office/drawing/2016/5/14/chartex" xmlns:mc="http://schemas.openxmlformats.org/markup-compatibility/2006" xmlns:aink="http://schemas.microsoft.com/office/drawing/2016/ink" xmlns:am3d="http://schemas.microsoft.com/office/drawing/2017/model3d" xmlns:o="urn:schemas-microsoft-com:office:office" xmlns:oel="http://schemas.microsoft.com/office/2019/extlst" xmlns:r="http://schemas.openxmlformats.org/officeDocument/2006/relationships" xmlns:m="http://schemas.openxmlformats.org/officeDocument/2006/math" xmlns:v="urn:schemas-microsoft-com:vml" xmlns:wp14="http://schemas.microsoft.com/office/word/2010/wordprocessingDrawing" xmlns:wp="http://schemas.openxmlformats.org/drawingml/2006/wordprocessingDrawing" xmlns:w10="urn:schemas-microsoft-com:office:word" xmlns:w="http://schemas.openxmlformats.org/wordprocessingml/2006/main" xmlns:w14="http://schemas.microsoft.com/office/word/2010/wordml" xmlns:w15="http://schemas.microsoft.com/office/word/2012/wordml" xmlns:w16cex="http://schemas.microsoft.com/office/word/2018/wordml/cex" xmlns:w16cid="http://schemas.microsoft.com/office/word/2016/wordml/cid" xmlns:w16="http://schemas.microsoft.com/office/word/2018/wordml" xmlns:w16du="http://schemas.microsoft.com/office/word/2023/wordml/word16du" xmlns:w16sdtdh="http://schemas.microsoft.com/office/word/2020/wordml/sdtdatahash" xmlns:w16sdtfl="http://schemas.microsoft.com/office/word/2024/wordml/sdtformatlock" xmlns:w16se="http://schemas.microsoft.com/office/word/2015/wordml/symex" xmlns:wpg="http://schemas.microsoft.com/office/word/2010/wordprocessingGroup" xmlns:wpi="http://schemas.microsoft.com/office/word/2010/wordprocessingInk" xmlns:wne="http://schemas.microsoft.com/office/word/2006/wordml" xmlns:wps="http://schemas.microsoft.com/office/word/2010/wordprocessingShape" mc:Ignorable="w14 w15 w16se w16cid w16 w16cex w16sdtdh w16sdtfl w16du wp14">
   <w:p>
     <w:pPr>
       <w:pStyle w:val="Footer"/>
@@ -857,7 +1081,7 @@
 </file>
 
 <file path=word/footer2.xml><?xml version="1.0" encoding="utf-8"?>
-<w:ftr xmlns:wpc="http://schemas.microsoft.com/office/word/2010/wordprocessingCanvas" xmlns:cx="http://schemas.microsoft.com/office/drawing/2014/chartex" xmlns:cx1="http://schemas.microsoft.com/office/drawing/2015/9/8/chartex" xmlns:cx2="http://schemas.microsoft.com/office/drawing/2015/10/21/chartex" xmlns:cx3="http://schemas.microsoft.com/office/drawing/2016/5/9/chartex" xmlns:cx4="http://schemas.microsoft.com/office/drawing/2016/5/10/chartex" xmlns:cx5="http://schemas.microsoft.com/office/drawing/2016/5/11/chartex" xmlns:cx6="http://schemas.microsoft.com/office/drawing/2016/5/12/chartex" xmlns:cx7="http://schemas.microsoft.com/office/drawing/2016/5/13/chartex" xmlns:cx8="http://schemas.microsoft.com/office/drawing/2016/5/14/chartex" xmlns:mc="http://schemas.openxmlformats.org/markup-compatibility/2006" xmlns:aink="http://schemas.microsoft.com/office/drawing/2016/ink" xmlns:am3d="http://schemas.microsoft.com/office/drawing/2017/model3d" xmlns:o="urn:schemas-microsoft-com:office:office" xmlns:oel="http://schemas.microsoft.com/office/2019/extlst" xmlns:r="http://schemas.openxmlformats.org/officeDocument/2006/relationships" xmlns:m="http://schemas.openxmlformats.org/officeDocument/2006/math" xmlns:v="urn:schemas-microsoft-com:vml" xmlns:wp14="http://schemas.microsoft.com/office/word/2010/wordprocessingDrawing" xmlns:wp="http://schemas.openxmlformats.org/drawingml/2006/wordprocessingDrawing" xmlns:w10="urn:schemas-microsoft-com:office:word" xmlns:w="http://schemas.openxmlformats.org/wordprocessingml/2006/main" xmlns:w14="http://schemas.microsoft.com/office/word/2010/wordml" xmlns:w15="http://schemas.microsoft.com/office/word/2012/wordml" xmlns:w16cex="http://schemas.microsoft.com/office/word/2018/wordml/cex" xmlns:w16cid="http://schemas.microsoft.com/office/word/2016/wordml/cid" xmlns:w16="http://schemas.microsoft.com/office/word/2018/wordml" xmlns:w16sdtdh="http://schemas.microsoft.com/office/word/2020/wordml/sdtdatahash" xmlns:w16se="http://schemas.microsoft.com/office/word/2015/wordml/symex" xmlns:wpg="http://schemas.microsoft.com/office/word/2010/wordprocessingGroup" xmlns:wpi="http://schemas.microsoft.com/office/word/2010/wordprocessingInk" xmlns:wne="http://schemas.microsoft.com/office/word/2006/wordml" xmlns:wps="http://schemas.microsoft.com/office/word/2010/wordprocessingShape" mc:Ignorable="w14 w15 w16se w16cid w16 w16cex w16sdtdh wp14">
+<w:ftr xmlns:wpc="http://schemas.microsoft.com/office/word/2010/wordprocessingCanvas" xmlns:cx="http://schemas.microsoft.com/office/drawing/2014/chartex" xmlns:cx1="http://schemas.microsoft.com/office/drawing/2015/9/8/chartex" xmlns:cx2="http://schemas.microsoft.com/office/drawing/2015/10/21/chartex" xmlns:cx3="http://schemas.microsoft.com/office/drawing/2016/5/9/chartex" xmlns:cx4="http://schemas.microsoft.com/office/drawing/2016/5/10/chartex" xmlns:cx5="http://schemas.microsoft.com/office/drawing/2016/5/11/chartex" xmlns:cx6="http://schemas.microsoft.com/office/drawing/2016/5/12/chartex" xmlns:cx7="http://schemas.microsoft.com/office/drawing/2016/5/13/chartex" xmlns:cx8="http://schemas.microsoft.com/office/drawing/2016/5/14/chartex" xmlns:mc="http://schemas.openxmlformats.org/markup-compatibility/2006" xmlns:aink="http://schemas.microsoft.com/office/drawing/2016/ink" xmlns:am3d="http://schemas.microsoft.com/office/drawing/2017/model3d" xmlns:o="urn:schemas-microsoft-com:office:office" xmlns:oel="http://schemas.microsoft.com/office/2019/extlst" xmlns:r="http://schemas.openxmlformats.org/officeDocument/2006/relationships" xmlns:m="http://schemas.openxmlformats.org/officeDocument/2006/math" xmlns:v="urn:schemas-microsoft-com:vml" xmlns:wp14="http://schemas.microsoft.com/office/word/2010/wordprocessingDrawing" xmlns:wp="http://schemas.openxmlformats.org/drawingml/2006/wordprocessingDrawing" xmlns:w10="urn:schemas-microsoft-com:office:word" xmlns:w="http://schemas.openxmlformats.org/wordprocessingml/2006/main" xmlns:w14="http://schemas.microsoft.com/office/word/2010/wordml" xmlns:w15="http://schemas.microsoft.com/office/word/2012/wordml" xmlns:w16cex="http://schemas.microsoft.com/office/word/2018/wordml/cex" xmlns:w16cid="http://schemas.microsoft.com/office/word/2016/wordml/cid" xmlns:w16="http://schemas.microsoft.com/office/word/2018/wordml" xmlns:w16du="http://schemas.microsoft.com/office/word/2023/wordml/word16du" xmlns:w16sdtdh="http://schemas.microsoft.com/office/word/2020/wordml/sdtdatahash" xmlns:w16sdtfl="http://schemas.microsoft.com/office/word/2024/wordml/sdtformatlock" xmlns:w16se="http://schemas.microsoft.com/office/word/2015/wordml/symex" xmlns:wpg="http://schemas.microsoft.com/office/word/2010/wordprocessingGroup" xmlns:wpi="http://schemas.microsoft.com/office/word/2010/wordprocessingInk" xmlns:wne="http://schemas.microsoft.com/office/word/2006/wordml" xmlns:wps="http://schemas.microsoft.com/office/word/2010/wordprocessingShape" mc:Ignorable="w14 w15 w16se w16cid w16 w16cex w16sdtdh w16sdtfl w16du wp14">
   <w:p>
     <w:pPr>
       <w:pStyle w:val="Footer"/>
@@ -867,7 +1091,7 @@
 </file>
 
 <file path=word/footer3.xml><?xml version="1.0" encoding="utf-8"?>
-<w:ftr xmlns:wpc="http://schemas.microsoft.com/office/word/2010/wordprocessingCanvas" xmlns:cx="http://schemas.microsoft.com/office/drawing/2014/chartex" xmlns:cx1="http://schemas.microsoft.com/office/drawing/2015/9/8/chartex" xmlns:cx2="http://schemas.microsoft.com/office/drawing/2015/10/21/chartex" xmlns:cx3="http://schemas.microsoft.com/office/drawing/2016/5/9/chartex" xmlns:cx4="http://schemas.microsoft.com/office/drawing/2016/5/10/chartex" xmlns:cx5="http://schemas.microsoft.com/office/drawing/2016/5/11/chartex" xmlns:cx6="http://schemas.microsoft.com/office/drawing/2016/5/12/chartex" xmlns:cx7="http://schemas.microsoft.com/office/drawing/2016/5/13/chartex" xmlns:cx8="http://schemas.microsoft.com/office/drawing/2016/5/14/chartex" xmlns:mc="http://schemas.openxmlformats.org/markup-compatibility/2006" xmlns:aink="http://schemas.microsoft.com/office/drawing/2016/ink" xmlns:am3d="http://schemas.microsoft.com/office/drawing/2017/model3d" xmlns:o="urn:schemas-microsoft-com:office:office" xmlns:oel="http://schemas.microsoft.com/office/2019/extlst" xmlns:r="http://schemas.openxmlformats.org/officeDocument/2006/relationships" xmlns:m="http://schemas.openxmlformats.org/officeDocument/2006/math" xmlns:v="urn:schemas-microsoft-com:vml" xmlns:wp14="http://schemas.microsoft.com/office/word/2010/wordprocessingDrawing" xmlns:wp="http://schemas.openxmlformats.org/drawingml/2006/wordprocessingDrawing" xmlns:w10="urn:schemas-microsoft-com:office:word" xmlns:w="http://schemas.openxmlformats.org/wordprocessingml/2006/main" xmlns:w14="http://schemas.microsoft.com/office/word/2010/wordml" xmlns:w15="http://schemas.microsoft.com/office/word/2012/wordml" xmlns:w16cex="http://schemas.microsoft.com/office/word/2018/wordml/cex" xmlns:w16cid="http://schemas.microsoft.com/office/word/2016/wordml/cid" xmlns:w16="http://schemas.microsoft.com/office/word/2018/wordml" xmlns:w16sdtdh="http://schemas.microsoft.com/office/word/2020/wordml/sdtdatahash" xmlns:w16se="http://schemas.microsoft.com/office/word/2015/wordml/symex" xmlns:wpg="http://schemas.microsoft.com/office/word/2010/wordprocessingGroup" xmlns:wpi="http://schemas.microsoft.com/office/word/2010/wordprocessingInk" xmlns:wne="http://schemas.microsoft.com/office/word/2006/wordml" xmlns:wps="http://schemas.microsoft.com/office/word/2010/wordprocessingShape" mc:Ignorable="w14 w15 w16se w16cid w16 w16cex w16sdtdh wp14">
+<w:ftr xmlns:wpc="http://schemas.microsoft.com/office/word/2010/wordprocessingCanvas" xmlns:cx="http://schemas.microsoft.com/office/drawing/2014/chartex" xmlns:cx1="http://schemas.microsoft.com/office/drawing/2015/9/8/chartex" xmlns:cx2="http://schemas.microsoft.com/office/drawing/2015/10/21/chartex" xmlns:cx3="http://schemas.microsoft.com/office/drawing/2016/5/9/chartex" xmlns:cx4="http://schemas.microsoft.com/office/drawing/2016/5/10/chartex" xmlns:cx5="http://schemas.microsoft.com/office/drawing/2016/5/11/chartex" xmlns:cx6="http://schemas.microsoft.com/office/drawing/2016/5/12/chartex" xmlns:cx7="http://schemas.microsoft.com/office/drawing/2016/5/13/chartex" xmlns:cx8="http://schemas.microsoft.com/office/drawing/2016/5/14/chartex" xmlns:mc="http://schemas.openxmlformats.org/markup-compatibility/2006" xmlns:aink="http://schemas.microsoft.com/office/drawing/2016/ink" xmlns:am3d="http://schemas.microsoft.com/office/drawing/2017/model3d" xmlns:o="urn:schemas-microsoft-com:office:office" xmlns:oel="http://schemas.microsoft.com/office/2019/extlst" xmlns:r="http://schemas.openxmlformats.org/officeDocument/2006/relationships" xmlns:m="http://schemas.openxmlformats.org/officeDocument/2006/math" xmlns:v="urn:schemas-microsoft-com:vml" xmlns:wp14="http://schemas.microsoft.com/office/word/2010/wordprocessingDrawing" xmlns:wp="http://schemas.openxmlformats.org/drawingml/2006/wordprocessingDrawing" xmlns:w10="urn:schemas-microsoft-com:office:word" xmlns:w="http://schemas.openxmlformats.org/wordprocessingml/2006/main" xmlns:w14="http://schemas.microsoft.com/office/word/2010/wordml" xmlns:w15="http://schemas.microsoft.com/office/word/2012/wordml" xmlns:w16cex="http://schemas.microsoft.com/office/word/2018/wordml/cex" xmlns:w16cid="http://schemas.microsoft.com/office/word/2016/wordml/cid" xmlns:w16="http://schemas.microsoft.com/office/word/2018/wordml" xmlns:w16du="http://schemas.microsoft.com/office/word/2023/wordml/word16du" xmlns:w16sdtdh="http://schemas.microsoft.com/office/word/2020/wordml/sdtdatahash" xmlns:w16sdtfl="http://schemas.microsoft.com/office/word/2024/wordml/sdtformatlock" xmlns:w16se="http://schemas.microsoft.com/office/word/2015/wordml/symex" xmlns:wpg="http://schemas.microsoft.com/office/word/2010/wordprocessingGroup" xmlns:wpi="http://schemas.microsoft.com/office/word/2010/wordprocessingInk" xmlns:wne="http://schemas.microsoft.com/office/word/2006/wordml" xmlns:wps="http://schemas.microsoft.com/office/word/2010/wordprocessingShape" mc:Ignorable="w14 w15 w16se w16cid w16 w16cex w16sdtdh w16sdtfl w16du wp14">
   <w:p>
     <w:pPr>
       <w:pStyle w:val="Footer"/>
@@ -877,7 +1101,7 @@
 </file>
 
 <file path=word/footnotes.xml><?xml version="1.0" encoding="utf-8"?>
-<w:footnotes xmlns:wpc="http://schemas.microsoft.com/office/word/2010/wordprocessingCanvas" xmlns:cx="http://schemas.microsoft.com/office/drawing/2014/chartex" xmlns:cx1="http://schemas.microsoft.com/office/drawing/2015/9/8/chartex" xmlns:cx2="http://schemas.microsoft.com/office/drawing/2015/10/21/chartex" xmlns:cx3="http://schemas.microsoft.com/office/drawing/2016/5/9/chartex" xmlns:cx4="http://schemas.microsoft.com/office/drawing/2016/5/10/chartex" xmlns:cx5="http://schemas.microsoft.com/office/drawing/2016/5/11/chartex" xmlns:cx6="http://schemas.microsoft.com/office/drawing/2016/5/12/chartex" xmlns:cx7="http://schemas.microsoft.com/office/drawing/2016/5/13/chartex" xmlns:cx8="http://schemas.microsoft.com/office/drawing/2016/5/14/chartex" xmlns:mc="http://schemas.openxmlformats.org/markup-compatibility/2006" xmlns:aink="http://schemas.microsoft.com/office/drawing/2016/ink" xmlns:am3d="http://schemas.microsoft.com/office/drawing/2017/model3d" xmlns:o="urn:schemas-microsoft-com:office:office" xmlns:oel="http://schemas.microsoft.com/office/2019/extlst" xmlns:r="http://schemas.openxmlformats.org/officeDocument/2006/relationships" xmlns:m="http://schemas.openxmlformats.org/officeDocument/2006/math" xmlns:v="urn:schemas-microsoft-com:vml" xmlns:wp14="http://schemas.microsoft.com/office/word/2010/wordprocessingDrawing" xmlns:wp="http://schemas.openxmlformats.org/drawingml/2006/wordprocessingDrawing" xmlns:w10="urn:schemas-microsoft-com:office:word" xmlns:w="http://schemas.openxmlformats.org/wordprocessingml/2006/main" xmlns:w14="http://schemas.microsoft.com/office/word/2010/wordml" xmlns:w15="http://schemas.microsoft.com/office/word/2012/wordml" xmlns:w16cex="http://schemas.microsoft.com/office/word/2018/wordml/cex" xmlns:w16cid="http://schemas.microsoft.com/office/word/2016/wordml/cid" xmlns:w16="http://schemas.microsoft.com/office/word/2018/wordml" xmlns:w16sdtdh="http://schemas.microsoft.com/office/word/2020/wordml/sdtdatahash" xmlns:w16se="http://schemas.microsoft.com/office/word/2015/wordml/symex" xmlns:wpg="http://schemas.microsoft.com/office/word/2010/wordprocessingGroup" xmlns:wpi="http://schemas.microsoft.com/office/word/2010/wordprocessingInk" xmlns:wne="http://schemas.microsoft.com/office/word/2006/wordml" xmlns:wps="http://schemas.microsoft.com/office/word/2010/wordprocessingShape" mc:Ignorable="w14 w15 w16se w16cid w16 w16cex w16sdtdh wp14">
+<w:footnotes xmlns:wpc="http://schemas.microsoft.com/office/word/2010/wordprocessingCanvas" xmlns:cx="http://schemas.microsoft.com/office/drawing/2014/chartex" xmlns:cx1="http://schemas.microsoft.com/office/drawing/2015/9/8/chartex" xmlns:cx2="http://schemas.microsoft.com/office/drawing/2015/10/21/chartex" xmlns:cx3="http://schemas.microsoft.com/office/drawing/2016/5/9/chartex" xmlns:cx4="http://schemas.microsoft.com/office/drawing/2016/5/10/chartex" xmlns:cx5="http://schemas.microsoft.com/office/drawing/2016/5/11/chartex" xmlns:cx6="http://schemas.microsoft.com/office/drawing/2016/5/12/chartex" xmlns:cx7="http://schemas.microsoft.com/office/drawing/2016/5/13/chartex" xmlns:cx8="http://schemas.microsoft.com/office/drawing/2016/5/14/chartex" xmlns:mc="http://schemas.openxmlformats.org/markup-compatibility/2006" xmlns:aink="http://schemas.microsoft.com/office/drawing/2016/ink" xmlns:am3d="http://schemas.microsoft.com/office/drawing/2017/model3d" xmlns:o="urn:schemas-microsoft-com:office:office" xmlns:oel="http://schemas.microsoft.com/office/2019/extlst" xmlns:r="http://schemas.openxmlformats.org/officeDocument/2006/relationships" xmlns:m="http://schemas.openxmlformats.org/officeDocument/2006/math" xmlns:v="urn:schemas-microsoft-com:vml" xmlns:wp14="http://schemas.microsoft.com/office/word/2010/wordprocessingDrawing" xmlns:wp="http://schemas.openxmlformats.org/drawingml/2006/wordprocessingDrawing" xmlns:w10="urn:schemas-microsoft-com:office:word" xmlns:w="http://schemas.openxmlformats.org/wordprocessingml/2006/main" xmlns:w14="http://schemas.microsoft.com/office/word/2010/wordml" xmlns:w15="http://schemas.microsoft.com/office/word/2012/wordml" xmlns:w16cex="http://schemas.microsoft.com/office/word/2018/wordml/cex" xmlns:w16cid="http://schemas.microsoft.com/office/word/2016/wordml/cid" xmlns:w16="http://schemas.microsoft.com/office/word/2018/wordml" xmlns:w16du="http://schemas.microsoft.com/office/word/2023/wordml/word16du" xmlns:w16sdtdh="http://schemas.microsoft.com/office/word/2020/wordml/sdtdatahash" xmlns:w16sdtfl="http://schemas.microsoft.com/office/word/2024/wordml/sdtformatlock" xmlns:w16se="http://schemas.microsoft.com/office/word/2015/wordml/symex" xmlns:wpg="http://schemas.microsoft.com/office/word/2010/wordprocessingGroup" xmlns:wpi="http://schemas.microsoft.com/office/word/2010/wordprocessingInk" xmlns:wne="http://schemas.microsoft.com/office/word/2006/wordml" xmlns:wps="http://schemas.microsoft.com/office/word/2010/wordprocessingShape" mc:Ignorable="w14 w15 w16se w16cid w16 w16cex w16sdtdh w16sdtfl w16du wp14">
   <w:footnote w:type="separator" w:id="-1">
     <w:p>
       <w:pPr>
@@ -902,7 +1126,7 @@
 </file>
 
 <file path=word/header1.xml><?xml version="1.0" encoding="utf-8"?>
-<w:hdr xmlns:wpc="http://schemas.microsoft.com/office/word/2010/wordprocessingCanvas" xmlns:cx="http://schemas.microsoft.com/office/drawing/2014/chartex" xmlns:cx1="http://schemas.microsoft.com/office/drawing/2015/9/8/chartex" xmlns:cx2="http://schemas.microsoft.com/office/drawing/2015/10/21/chartex" xmlns:cx3="http://schemas.microsoft.com/office/drawing/2016/5/9/chartex" xmlns:cx4="http://schemas.microsoft.com/office/drawing/2016/5/10/chartex" xmlns:cx5="http://schemas.microsoft.com/office/drawing/2016/5/11/chartex" xmlns:cx6="http://schemas.microsoft.com/office/drawing/2016/5/12/chartex" xmlns:cx7="http://schemas.microsoft.com/office/drawing/2016/5/13/chartex" xmlns:cx8="http://schemas.microsoft.com/office/drawing/2016/5/14/chartex" xmlns:mc="http://schemas.openxmlformats.org/markup-compatibility/2006" xmlns:aink="http://schemas.microsoft.com/office/drawing/2016/ink" xmlns:am3d="http://schemas.microsoft.com/office/drawing/2017/model3d" xmlns:o="urn:schemas-microsoft-com:office:office" xmlns:oel="http://schemas.microsoft.com/office/2019/extlst" xmlns:r="http://schemas.openxmlformats.org/officeDocument/2006/relationships" xmlns:m="http://schemas.openxmlformats.org/officeDocument/2006/math" xmlns:v="urn:schemas-microsoft-com:vml" xmlns:wp14="http://schemas.microsoft.com/office/word/2010/wordprocessingDrawing" xmlns:wp="http://schemas.openxmlformats.org/drawingml/2006/wordprocessingDrawing" xmlns:w10="urn:schemas-microsoft-com:office:word" xmlns:w="http://schemas.openxmlformats.org/wordprocessingml/2006/main" xmlns:w14="http://schemas.microsoft.com/office/word/2010/wordml" xmlns:w15="http://schemas.microsoft.com/office/word/2012/wordml" xmlns:w16cex="http://schemas.microsoft.com/office/word/2018/wordml/cex" xmlns:w16cid="http://schemas.microsoft.com/office/word/2016/wordml/cid" xmlns:w16="http://schemas.microsoft.com/office/word/2018/wordml" xmlns:w16sdtdh="http://schemas.microsoft.com/office/word/2020/wordml/sdtdatahash" xmlns:w16se="http://schemas.microsoft.com/office/word/2015/wordml/symex" xmlns:wpg="http://schemas.microsoft.com/office/word/2010/wordprocessingGroup" xmlns:wpi="http://schemas.microsoft.com/office/word/2010/wordprocessingInk" xmlns:wne="http://schemas.microsoft.com/office/word/2006/wordml" xmlns:wps="http://schemas.microsoft.com/office/word/2010/wordprocessingShape" mc:Ignorable="w14 w15 w16se w16cid w16 w16cex w16sdtdh wp14">
+<w:hdr xmlns:wpc="http://schemas.microsoft.com/office/word/2010/wordprocessingCanvas" xmlns:cx="http://schemas.microsoft.com/office/drawing/2014/chartex" xmlns:cx1="http://schemas.microsoft.com/office/drawing/2015/9/8/chartex" xmlns:cx2="http://schemas.microsoft.com/office/drawing/2015/10/21/chartex" xmlns:cx3="http://schemas.microsoft.com/office/drawing/2016/5/9/chartex" xmlns:cx4="http://schemas.microsoft.com/office/drawing/2016/5/10/chartex" xmlns:cx5="http://schemas.microsoft.com/office/drawing/2016/5/11/chartex" xmlns:cx6="http://schemas.microsoft.com/office/drawing/2016/5/12/chartex" xmlns:cx7="http://schemas.microsoft.com/office/drawing/2016/5/13/chartex" xmlns:cx8="http://schemas.microsoft.com/office/drawing/2016/5/14/chartex" xmlns:mc="http://schemas.openxmlformats.org/markup-compatibility/2006" xmlns:aink="http://schemas.microsoft.com/office/drawing/2016/ink" xmlns:am3d="http://schemas.microsoft.com/office/drawing/2017/model3d" xmlns:o="urn:schemas-microsoft-com:office:office" xmlns:oel="http://schemas.microsoft.com/office/2019/extlst" xmlns:r="http://schemas.openxmlformats.org/officeDocument/2006/relationships" xmlns:m="http://schemas.openxmlformats.org/officeDocument/2006/math" xmlns:v="urn:schemas-microsoft-com:vml" xmlns:wp14="http://schemas.microsoft.com/office/word/2010/wordprocessingDrawing" xmlns:wp="http://schemas.openxmlformats.org/drawingml/2006/wordprocessingDrawing" xmlns:w10="urn:schemas-microsoft-com:office:word" xmlns:w="http://schemas.openxmlformats.org/wordprocessingml/2006/main" xmlns:w14="http://schemas.microsoft.com/office/word/2010/wordml" xmlns:w15="http://schemas.microsoft.com/office/word/2012/wordml" xmlns:w16cex="http://schemas.microsoft.com/office/word/2018/wordml/cex" xmlns:w16cid="http://schemas.microsoft.com/office/word/2016/wordml/cid" xmlns:w16="http://schemas.microsoft.com/office/word/2018/wordml" xmlns:w16du="http://schemas.microsoft.com/office/word/2023/wordml/word16du" xmlns:w16sdtdh="http://schemas.microsoft.com/office/word/2020/wordml/sdtdatahash" xmlns:w16sdtfl="http://schemas.microsoft.com/office/word/2024/wordml/sdtformatlock" xmlns:w16se="http://schemas.microsoft.com/office/word/2015/wordml/symex" xmlns:wpg="http://schemas.microsoft.com/office/word/2010/wordprocessingGroup" xmlns:wpi="http://schemas.microsoft.com/office/word/2010/wordprocessingInk" xmlns:wne="http://schemas.microsoft.com/office/word/2006/wordml" xmlns:wps="http://schemas.microsoft.com/office/word/2010/wordprocessingShape" mc:Ignorable="w14 w15 w16se w16cid w16 w16cex w16sdtdh w16sdtfl w16du wp14">
   <w:p>
     <w:pPr>
       <w:pStyle w:val="Header"/>
@@ -912,7 +1136,7 @@
 </file>
 
 <file path=word/header2.xml><?xml version="1.0" encoding="utf-8"?>
-<w:hdr xmlns:wpc="http://schemas.microsoft.com/office/word/2010/wordprocessingCanvas" xmlns:cx="http://schemas.microsoft.com/office/drawing/2014/chartex" xmlns:cx1="http://schemas.microsoft.com/office/drawing/2015/9/8/chartex" xmlns:cx2="http://schemas.microsoft.com/office/drawing/2015/10/21/chartex" xmlns:cx3="http://schemas.microsoft.com/office/drawing/2016/5/9/chartex" xmlns:cx4="http://schemas.microsoft.com/office/drawing/2016/5/10/chartex" xmlns:cx5="http://schemas.microsoft.com/office/drawing/2016/5/11/chartex" xmlns:cx6="http://schemas.microsoft.com/office/drawing/2016/5/12/chartex" xmlns:cx7="http://schemas.microsoft.com/office/drawing/2016/5/13/chartex" xmlns:cx8="http://schemas.microsoft.com/office/drawing/2016/5/14/chartex" xmlns:mc="http://schemas.openxmlformats.org/markup-compatibility/2006" xmlns:aink="http://schemas.microsoft.com/office/drawing/2016/ink" xmlns:am3d="http://schemas.microsoft.com/office/drawing/2017/model3d" xmlns:o="urn:schemas-microsoft-com:office:office" xmlns:oel="http://schemas.microsoft.com/office/2019/extlst" xmlns:r="http://schemas.openxmlformats.org/officeDocument/2006/relationships" xmlns:m="http://schemas.openxmlformats.org/officeDocument/2006/math" xmlns:v="urn:schemas-microsoft-com:vml" xmlns:wp14="http://schemas.microsoft.com/office/word/2010/wordprocessingDrawing" xmlns:wp="http://schemas.openxmlformats.org/drawingml/2006/wordprocessingDrawing" xmlns:w10="urn:schemas-microsoft-com:office:word" xmlns:w="http://schemas.openxmlformats.org/wordprocessingml/2006/main" xmlns:w14="http://schemas.microsoft.com/office/word/2010/wordml" xmlns:w15="http://schemas.microsoft.com/office/word/2012/wordml" xmlns:w16cex="http://schemas.microsoft.com/office/word/2018/wordml/cex" xmlns:w16cid="http://schemas.microsoft.com/office/word/2016/wordml/cid" xmlns:w16="http://schemas.microsoft.com/office/word/2018/wordml" xmlns:w16sdtdh="http://schemas.microsoft.com/office/word/2020/wordml/sdtdatahash" xmlns:w16se="http://schemas.microsoft.com/office/word/2015/wordml/symex" xmlns:wpg="http://schemas.microsoft.com/office/word/2010/wordprocessingGroup" xmlns:wpi="http://schemas.microsoft.com/office/word/2010/wordprocessingInk" xmlns:wne="http://schemas.microsoft.com/office/word/2006/wordml" xmlns:wps="http://schemas.microsoft.com/office/word/2010/wordprocessingShape" mc:Ignorable="w14 w15 w16se w16cid w16 w16cex w16sdtdh wp14">
+<w:hdr xmlns:wpc="http://schemas.microsoft.com/office/word/2010/wordprocessingCanvas" xmlns:cx="http://schemas.microsoft.com/office/drawing/2014/chartex" xmlns:cx1="http://schemas.microsoft.com/office/drawing/2015/9/8/chartex" xmlns:cx2="http://schemas.microsoft.com/office/drawing/2015/10/21/chartex" xmlns:cx3="http://schemas.microsoft.com/office/drawing/2016/5/9/chartex" xmlns:cx4="http://schemas.microsoft.com/office/drawing/2016/5/10/chartex" xmlns:cx5="http://schemas.microsoft.com/office/drawing/2016/5/11/chartex" xmlns:cx6="http://schemas.microsoft.com/office/drawing/2016/5/12/chartex" xmlns:cx7="http://schemas.microsoft.com/office/drawing/2016/5/13/chartex" xmlns:cx8="http://schemas.microsoft.com/office/drawing/2016/5/14/chartex" xmlns:mc="http://schemas.openxmlformats.org/markup-compatibility/2006" xmlns:aink="http://schemas.microsoft.com/office/drawing/2016/ink" xmlns:am3d="http://schemas.microsoft.com/office/drawing/2017/model3d" xmlns:o="urn:schemas-microsoft-com:office:office" xmlns:oel="http://schemas.microsoft.com/office/2019/extlst" xmlns:r="http://schemas.openxmlformats.org/officeDocument/2006/relationships" xmlns:m="http://schemas.openxmlformats.org/officeDocument/2006/math" xmlns:v="urn:schemas-microsoft-com:vml" xmlns:wp14="http://schemas.microsoft.com/office/word/2010/wordprocessingDrawing" xmlns:wp="http://schemas.openxmlformats.org/drawingml/2006/wordprocessingDrawing" xmlns:w10="urn:schemas-microsoft-com:office:word" xmlns:w="http://schemas.openxmlformats.org/wordprocessingml/2006/main" xmlns:w14="http://schemas.microsoft.com/office/word/2010/wordml" xmlns:w15="http://schemas.microsoft.com/office/word/2012/wordml" xmlns:w16cex="http://schemas.microsoft.com/office/word/2018/wordml/cex" xmlns:w16cid="http://schemas.microsoft.com/office/word/2016/wordml/cid" xmlns:w16="http://schemas.microsoft.com/office/word/2018/wordml" xmlns:w16du="http://schemas.microsoft.com/office/word/2023/wordml/word16du" xmlns:w16sdtdh="http://schemas.microsoft.com/office/word/2020/wordml/sdtdatahash" xmlns:w16sdtfl="http://schemas.microsoft.com/office/word/2024/wordml/sdtformatlock" xmlns:w16se="http://schemas.microsoft.com/office/word/2015/wordml/symex" xmlns:wpg="http://schemas.microsoft.com/office/word/2010/wordprocessingGroup" xmlns:wpi="http://schemas.microsoft.com/office/word/2010/wordprocessingInk" xmlns:wne="http://schemas.microsoft.com/office/word/2006/wordml" xmlns:wps="http://schemas.microsoft.com/office/word/2010/wordprocessingShape" mc:Ignorable="w14 w15 w16se w16cid w16 w16cex w16sdtdh w16sdtfl w16du wp14">
   <w:p>
     <w:pPr>
       <w:pStyle w:val="Header"/>
@@ -923,7 +1147,7 @@
 </file>
 
 <file path=word/header3.xml><?xml version="1.0" encoding="utf-8"?>
-<w:hdr xmlns:wpc="http://schemas.microsoft.com/office/word/2010/wordprocessingCanvas" xmlns:cx="http://schemas.microsoft.com/office/drawing/2014/chartex" xmlns:cx1="http://schemas.microsoft.com/office/drawing/2015/9/8/chartex" xmlns:cx2="http://schemas.microsoft.com/office/drawing/2015/10/21/chartex" xmlns:cx3="http://schemas.microsoft.com/office/drawing/2016/5/9/chartex" xmlns:cx4="http://schemas.microsoft.com/office/drawing/2016/5/10/chartex" xmlns:cx5="http://schemas.microsoft.com/office/drawing/2016/5/11/chartex" xmlns:cx6="http://schemas.microsoft.com/office/drawing/2016/5/12/chartex" xmlns:cx7="http://schemas.microsoft.com/office/drawing/2016/5/13/chartex" xmlns:cx8="http://schemas.microsoft.com/office/drawing/2016/5/14/chartex" xmlns:mc="http://schemas.openxmlformats.org/markup-compatibility/2006" xmlns:aink="http://schemas.microsoft.com/office/drawing/2016/ink" xmlns:am3d="http://schemas.microsoft.com/office/drawing/2017/model3d" xmlns:o="urn:schemas-microsoft-com:office:office" xmlns:oel="http://schemas.microsoft.com/office/2019/extlst" xmlns:r="http://schemas.openxmlformats.org/officeDocument/2006/relationships" xmlns:m="http://schemas.openxmlformats.org/officeDocument/2006/math" xmlns:v="urn:schemas-microsoft-com:vml" xmlns:wp14="http://schemas.microsoft.com/office/word/2010/wordprocessingDrawing" xmlns:wp="http://schemas.openxmlformats.org/drawingml/2006/wordprocessingDrawing" xmlns:w10="urn:schemas-microsoft-com:office:word" xmlns:w="http://schemas.openxmlformats.org/wordprocessingml/2006/main" xmlns:w14="http://schemas.microsoft.com/office/word/2010/wordml" xmlns:w15="http://schemas.microsoft.com/office/word/2012/wordml" xmlns:w16cex="http://schemas.microsoft.com/office/word/2018/wordml/cex" xmlns:w16cid="http://schemas.microsoft.com/office/word/2016/wordml/cid" xmlns:w16="http://schemas.microsoft.com/office/word/2018/wordml" xmlns:w16sdtdh="http://schemas.microsoft.com/office/word/2020/wordml/sdtdatahash" xmlns:w16se="http://schemas.microsoft.com/office/word/2015/wordml/symex" xmlns:wpg="http://schemas.microsoft.com/office/word/2010/wordprocessingGroup" xmlns:wpi="http://schemas.microsoft.com/office/word/2010/wordprocessingInk" xmlns:wne="http://schemas.microsoft.com/office/word/2006/wordml" xmlns:wps="http://schemas.microsoft.com/office/word/2010/wordprocessingShape" mc:Ignorable="w14 w15 w16se w16cid w16 w16cex w16sdtdh wp14">
+<w:hdr xmlns:wpc="http://schemas.microsoft.com/office/word/2010/wordprocessingCanvas" xmlns:cx="http://schemas.microsoft.com/office/drawing/2014/chartex" xmlns:cx1="http://schemas.microsoft.com/office/drawing/2015/9/8/chartex" xmlns:cx2="http://schemas.microsoft.com/office/drawing/2015/10/21/chartex" xmlns:cx3="http://schemas.microsoft.com/office/drawing/2016/5/9/chartex" xmlns:cx4="http://schemas.microsoft.com/office/drawing/2016/5/10/chartex" xmlns:cx5="http://schemas.microsoft.com/office/drawing/2016/5/11/chartex" xmlns:cx6="http://schemas.microsoft.com/office/drawing/2016/5/12/chartex" xmlns:cx7="http://schemas.microsoft.com/office/drawing/2016/5/13/chartex" xmlns:cx8="http://schemas.microsoft.com/office/drawing/2016/5/14/chartex" xmlns:mc="http://schemas.openxmlformats.org/markup-compatibility/2006" xmlns:aink="http://schemas.microsoft.com/office/drawing/2016/ink" xmlns:am3d="http://schemas.microsoft.com/office/drawing/2017/model3d" xmlns:o="urn:schemas-microsoft-com:office:office" xmlns:oel="http://schemas.microsoft.com/office/2019/extlst" xmlns:r="http://schemas.openxmlformats.org/officeDocument/2006/relationships" xmlns:m="http://schemas.openxmlformats.org/officeDocument/2006/math" xmlns:v="urn:schemas-microsoft-com:vml" xmlns:wp14="http://schemas.microsoft.com/office/word/2010/wordprocessingDrawing" xmlns:wp="http://schemas.openxmlformats.org/drawingml/2006/wordprocessingDrawing" xmlns:w10="urn:schemas-microsoft-com:office:word" xmlns:w="http://schemas.openxmlformats.org/wordprocessingml/2006/main" xmlns:w14="http://schemas.microsoft.com/office/word/2010/wordml" xmlns:w15="http://schemas.microsoft.com/office/word/2012/wordml" xmlns:w16cex="http://schemas.microsoft.com/office/word/2018/wordml/cex" xmlns:w16cid="http://schemas.microsoft.com/office/word/2016/wordml/cid" xmlns:w16="http://schemas.microsoft.com/office/word/2018/wordml" xmlns:w16du="http://schemas.microsoft.com/office/word/2023/wordml/word16du" xmlns:w16sdtdh="http://schemas.microsoft.com/office/word/2020/wordml/sdtdatahash" xmlns:w16sdtfl="http://schemas.microsoft.com/office/word/2024/wordml/sdtformatlock" xmlns:w16se="http://schemas.microsoft.com/office/word/2015/wordml/symex" xmlns:wpg="http://schemas.microsoft.com/office/word/2010/wordprocessingGroup" xmlns:wpi="http://schemas.microsoft.com/office/word/2010/wordprocessingInk" xmlns:wne="http://schemas.microsoft.com/office/word/2006/wordml" xmlns:wps="http://schemas.microsoft.com/office/word/2010/wordprocessingShape" mc:Ignorable="w14 w15 w16se w16cid w16 w16cex w16sdtdh w16sdtfl w16du wp14">
   <w:p>
     <w:pPr>
       <w:pStyle w:val="Header"/>
@@ -932,7 +1156,7 @@
     <w:r>
       <w:tab/>
       <w:tab/>
-      <w:t>2026-06-17</w:t>
+      <w:t>2026-06-18</w:t>
       <w:br/>
       <w:br/>
     </w:r>
@@ -949,7 +1173,7 @@
 </file>
 
 <file path=word/numbering.xml><?xml version="1.0" encoding="utf-8"?>
-<w:numbering xmlns:wpc="http://schemas.microsoft.com/office/word/2010/wordprocessingCanvas" xmlns:cx="http://schemas.microsoft.com/office/drawing/2014/chartex" xmlns:cx1="http://schemas.microsoft.com/office/drawing/2015/9/8/chartex" xmlns:cx2="http://schemas.microsoft.com/office/drawing/2015/10/21/chartex" xmlns:cx3="http://schemas.microsoft.com/office/drawing/2016/5/9/chartex" xmlns:cx4="http://schemas.microsoft.com/office/drawing/2016/5/10/chartex" xmlns:cx5="http://schemas.microsoft.com/office/drawing/2016/5/11/chartex" xmlns:cx6="http://schemas.microsoft.com/office/drawing/2016/5/12/chartex" xmlns:cx7="http://schemas.microsoft.com/office/drawing/2016/5/13/chartex" xmlns:cx8="http://schemas.microsoft.com/office/drawing/2016/5/14/chartex" xmlns:mc="http://schemas.openxmlformats.org/markup-compatibility/2006" xmlns:aink="http://schemas.microsoft.com/office/drawing/2016/ink" xmlns:am3d="http://schemas.microsoft.com/office/drawing/2017/model3d" xmlns:o="urn:schemas-microsoft-com:office:office" xmlns:oel="http://schemas.microsoft.com/office/2019/extlst" xmlns:r="http://schemas.openxmlformats.org/officeDocument/2006/relationships" xmlns:m="http://schemas.openxmlformats.org/officeDocument/2006/math" xmlns:v="urn:schemas-microsoft-com:vml" xmlns:wp14="http://schemas.microsoft.com/office/word/2010/wordprocessingDrawing" xmlns:wp="http://schemas.openxmlformats.org/drawingml/2006/wordprocessingDrawing" xmlns:w10="urn:schemas-microsoft-com:office:word" xmlns:w="http://schemas.openxmlformats.org/wordprocessingml/2006/main" xmlns:w14="http://schemas.microsoft.com/office/word/2010/wordml" xmlns:w15="http://schemas.microsoft.com/office/word/2012/wordml" xmlns:w16cex="http://schemas.microsoft.com/office/word/2018/wordml/cex" xmlns:w16cid="http://schemas.microsoft.com/office/word/2016/wordml/cid" xmlns:w16="http://schemas.microsoft.com/office/word/2018/wordml" xmlns:w16sdtdh="http://schemas.microsoft.com/office/word/2020/wordml/sdtdatahash" xmlns:w16se="http://schemas.microsoft.com/office/word/2015/wordml/symex" xmlns:wpg="http://schemas.microsoft.com/office/word/2010/wordprocessingGroup" xmlns:wpi="http://schemas.microsoft.com/office/word/2010/wordprocessingInk" xmlns:wne="http://schemas.microsoft.com/office/word/2006/wordml" xmlns:wps="http://schemas.microsoft.com/office/word/2010/wordprocessingShape" mc:Ignorable="w14 w15 w16se w16cid w16 w16cex w16sdtdh wp14">
+<w:numbering xmlns:wpc="http://schemas.microsoft.com/office/word/2010/wordprocessingCanvas" xmlns:cx="http://schemas.microsoft.com/office/drawing/2014/chartex" xmlns:cx1="http://schemas.microsoft.com/office/drawing/2015/9/8/chartex" xmlns:cx2="http://schemas.microsoft.com/office/drawing/2015/10/21/chartex" xmlns:cx3="http://schemas.microsoft.com/office/drawing/2016/5/9/chartex" xmlns:cx4="http://schemas.microsoft.com/office/drawing/2016/5/10/chartex" xmlns:cx5="http://schemas.microsoft.com/office/drawing/2016/5/11/chartex" xmlns:cx6="http://schemas.microsoft.com/office/drawing/2016/5/12/chartex" xmlns:cx7="http://schemas.microsoft.com/office/drawing/2016/5/13/chartex" xmlns:cx8="http://schemas.microsoft.com/office/drawing/2016/5/14/chartex" xmlns:mc="http://schemas.openxmlformats.org/markup-compatibility/2006" xmlns:aink="http://schemas.microsoft.com/office/drawing/2016/ink" xmlns:am3d="http://schemas.microsoft.com/office/drawing/2017/model3d" xmlns:o="urn:schemas-microsoft-com:office:office" xmlns:oel="http://schemas.microsoft.com/office/2019/extlst" xmlns:r="http://schemas.openxmlformats.org/officeDocument/2006/relationships" xmlns:m="http://schemas.openxmlformats.org/officeDocument/2006/math" xmlns:v="urn:schemas-microsoft-com:vml" xmlns:wp14="http://schemas.microsoft.com/office/word/2010/wordprocessingDrawing" xmlns:wp="http://schemas.openxmlformats.org/drawingml/2006/wordprocessingDrawing" xmlns:w10="urn:schemas-microsoft-com:office:word" xmlns:w="http://schemas.openxmlformats.org/wordprocessingml/2006/main" xmlns:w14="http://schemas.microsoft.com/office/word/2010/wordml" xmlns:w15="http://schemas.microsoft.com/office/word/2012/wordml" xmlns:w16cex="http://schemas.microsoft.com/office/word/2018/wordml/cex" xmlns:w16cid="http://schemas.microsoft.com/office/word/2016/wordml/cid" xmlns:w16="http://schemas.microsoft.com/office/word/2018/wordml" xmlns:w16du="http://schemas.microsoft.com/office/word/2023/wordml/word16du" xmlns:w16sdtdh="http://schemas.microsoft.com/office/word/2020/wordml/sdtdatahash" xmlns:w16sdtfl="http://schemas.microsoft.com/office/word/2024/wordml/sdtformatlock" xmlns:w16se="http://schemas.microsoft.com/office/word/2015/wordml/symex" xmlns:wpg="http://schemas.microsoft.com/office/word/2010/wordprocessingGroup" xmlns:wpi="http://schemas.microsoft.com/office/word/2010/wordprocessingInk" xmlns:wne="http://schemas.microsoft.com/office/word/2006/wordml" xmlns:wps="http://schemas.microsoft.com/office/word/2010/wordprocessingShape" mc:Ignorable="w14 w15 w16se w16cid w16 w16cex w16sdtdh w16sdtfl w16du wp14">
   <w:abstractNum w:abstractNumId="0" w15:restartNumberingAfterBreak="0">
     <w:nsid w:val="FFFFFF7C"/>
     <w:multiLevelType w:val="singleLevel"/>
@@ -1152,7 +1376,7 @@
 </file>
 
 <file path=word/styles.xml><?xml version="1.0" encoding="utf-8"?>
-<w:styles xmlns:mc="http://schemas.openxmlformats.org/markup-compatibility/2006" xmlns:r="http://schemas.openxmlformats.org/officeDocument/2006/relationships" xmlns:w="http://schemas.openxmlformats.org/wordprocessingml/2006/main" xmlns:w14="http://schemas.microsoft.com/office/word/2010/wordml" xmlns:w15="http://schemas.microsoft.com/office/word/2012/wordml" xmlns:w16cex="http://schemas.microsoft.com/office/word/2018/wordml/cex" xmlns:w16cid="http://schemas.microsoft.com/office/word/2016/wordml/cid" xmlns:w16="http://schemas.microsoft.com/office/word/2018/wordml" xmlns:w16sdtdh="http://schemas.microsoft.com/office/word/2020/wordml/sdtdatahash" xmlns:w16se="http://schemas.microsoft.com/office/word/2015/wordml/symex" mc:Ignorable="w14 w15 w16se w16cid w16 w16cex w16sdtdh">
+<w:styles xmlns:mc="http://schemas.openxmlformats.org/markup-compatibility/2006" xmlns:r="http://schemas.openxmlformats.org/officeDocument/2006/relationships" xmlns:w="http://schemas.openxmlformats.org/wordprocessingml/2006/main" xmlns:w14="http://schemas.microsoft.com/office/word/2010/wordml" xmlns:w15="http://schemas.microsoft.com/office/word/2012/wordml" xmlns:w16cex="http://schemas.microsoft.com/office/word/2018/wordml/cex" xmlns:w16cid="http://schemas.microsoft.com/office/word/2016/wordml/cid" xmlns:w16="http://schemas.microsoft.com/office/word/2018/wordml" xmlns:w16du="http://schemas.microsoft.com/office/word/2023/wordml/word16du" xmlns:w16sdtdh="http://schemas.microsoft.com/office/word/2020/wordml/sdtdatahash" xmlns:w16sdtfl="http://schemas.microsoft.com/office/word/2024/wordml/sdtformatlock" xmlns:w16se="http://schemas.microsoft.com/office/word/2015/wordml/symex" mc:Ignorable="w14 w15 w16se w16cid w16 w16cex w16sdtdh w16sdtfl w16du">
   <w:docDefaults>
     <w:rPrDefault>
       <w:rPr>
@@ -1910,7 +2134,7 @@
     <w:link w:val="TitleChar"/>
     <w:uiPriority w:val="10"/>
     <w:qFormat/>
-    <w:rsid w:val="007106C8"/>
+    <w:rsid w:val="00E854FA"/>
     <w:pPr>
       <w:spacing w:after="300" w:line="240" w:lineRule="auto"/>
       <w:contextualSpacing/>
@@ -1920,7 +2144,7 @@
       <w:rFonts w:eastAsiaTheme="majorEastAsia" w:cstheme="majorBidi"/>
       <w:spacing w:val="5"/>
       <w:kern w:val="28"/>
-      <w:sz w:val="52"/>
+      <w:sz w:val="40"/>
       <w:szCs w:val="52"/>
       <w:lang w:val="sv-SE" w:eastAsia="en-US" w:bidi="ar-SA"/>
     </w:rPr>
@@ -1930,12 +2154,12 @@
     <w:basedOn w:val="DefaultParagraphFont"/>
     <w:link w:val="Title"/>
     <w:uiPriority w:val="10"/>
-    <w:rsid w:val="007106C8"/>
+    <w:rsid w:val="00E854FA"/>
     <w:rPr>
       <w:rFonts w:ascii="Times New Roman" w:eastAsiaTheme="majorEastAsia" w:hAnsi="Times New Roman" w:cstheme="majorBidi"/>
       <w:spacing w:val="5"/>
       <w:kern w:val="28"/>
-      <w:sz w:val="52"/>
+      <w:sz w:val="40"/>
       <w:szCs w:val="52"/>
       <w:lang w:val="sv-SE" w:eastAsia="en-US" w:bidi="ar-SA"/>
     </w:rPr>

--- a/klagomål/A 10485-2023 FSC-klagomål.docx
+++ b/klagomål/A 10485-2023 FSC-klagomål.docx
@@ -1156,7 +1156,7 @@
     <w:r>
       <w:tab/>
       <w:tab/>
-      <w:t>2026-06-18</w:t>
+      <w:t>2026-06-19</w:t>
       <w:br/>
       <w:br/>
     </w:r>

--- a/klagomål/A 10485-2023 FSC-klagomål.docx
+++ b/klagomål/A 10485-2023 FSC-klagomål.docx
@@ -1156,7 +1156,7 @@
     <w:r>
       <w:tab/>
       <w:tab/>
-      <w:t>2026-06-19</w:t>
+      <w:t>2026-06-20</w:t>
       <w:br/>
       <w:br/>
     </w:r>

--- a/klagomål/A 10485-2023 FSC-klagomål.docx
+++ b/klagomål/A 10485-2023 FSC-klagomål.docx
@@ -168,38 +168,7 @@
     </w:p>
     <w:p>
       <w:r>
-        <w:t>Detta dokument behandlar höga naturvärden i avverkningsanmälan A 10485-2023 i Lycksele kommun som inkom 2023-02-24 och omfattar 2,9 ha.</w:t>
-      </w:r>
-    </w:p>
-    <w:p>
-      <w:r>
-        <w:t>Nedan presenteras fynd av naturvårdsarter och fridlysta arter som gjorts i det avverkningsanmälda området, samt relevanta utdrag ur standarderna för FSC, Chain of Custody, Controlled Wood och PEFC. I BILAGA 1 finns artfakta om fridlysta arter.</w:t>
-      </w:r>
-    </w:p>
-    <w:p>
-      <w:r>
-        <w:t>Vi förväntar oss att ni återkommer med ett skriftligt svar på vårt klagomål och även beskriver vilka korrigerande åtgärder ni satt in för att rätta till identifierade brister i er efterlevnad av den svenska FSC standarden.</w:t>
-      </w:r>
-    </w:p>
-    <w:p>
-      <w:pPr>
-        <w:pStyle w:val="Heading1"/>
-      </w:pPr>
-      <w:r>
-        <w:t>Naturvårdsarter</w:t>
-      </w:r>
-    </w:p>
-    <w:p>
-      <w:r>
-        <w:t>I och inom 11 meter från avverkningsanmälan har följande 2 naturvårdsarter hittats: knärot (VU, T, §8) och lavskrika (NT, T, §4). Av dessa är 2 rödlistade. För rödlistade arter har rödlistekategorin angivits inom parentes. Typiska arter inom Natura 2000 som är kopplade till skogsekosystem har markerats med (T). För fridlysta arter anges även paragrafen i Artskyddsförordningen som arten är fridlyst enligt.</w:t>
-      </w:r>
-    </w:p>
-    <w:p>
-      <w:r>
-        <w:t>De påträffade naturvårdsarterna är ett tydligt kvitto på att det rör sig om en skog med höga naturvärden.</w:t>
-      </w:r>
-      <w:r>
-        <w:t xml:space="preserve"> I Figur 1 visas fyndplatser för naturvårdsarter i området, som finns registrerade på Artportalen.</w:t>
+        <w:t>Detta klagomål behandlar höga naturvärden i avverkningsanmälan A 10485-2023 i Lycksele kommun som inkom 2023-02-24 och omfattar 2,9 ha.</w:t>
       </w:r>
     </w:p>
     <w:p>
@@ -247,34 +216,35 @@
         <w:spacing w:after="240"/>
       </w:pPr>
       <w:r>
-        <w:t>Figur 1. Fyndplatser för naturvårdsarter i och inom 11 meter från avverkningsanmälan (röd linje). Markörer utan svart kant är placerade på fyndplatsen. Markörer med svart kant är placerade vid sidan av fyndplatsen och har ett svart streck som visar fyndplatsens exakta position. Kartans mittpunktskoordinat är N 7151296, E 680786 i SWEREF 99 TM.</w:t>
+        <w:t>Figur 1. Fyndplatser för naturvårdsarter i och inom 11 meter från avverkningsanmälan. Markörer utan svart kant är placerade på fyndplatsen. Markörer med svart kant är placerade vid sidan av fyndplatsen har ett svart streck som visar fyndplatsens exakta position. Kartans mittpunktskoordinat är N 7151296, E 680786 i SWEREF 99 TM.</w:t>
+      </w:r>
+    </w:p>
+    <w:p>
+      <w:r>
+        <w:t>I och inom 11 meter från avverkningsanmälan finns fynd av 2 naturvårdsarter, varav 2 är rödlistade, 2 är fridlysta och 2 är typiska (T): knärot (VU, T, §8) och lavskrika (NT, T, §4). Se Figur 1.</w:t>
+      </w:r>
+    </w:p>
+    <w:p>
+      <w:r>
+        <w:t>Nedan presenteras relevanta utdrag ur standarderna för FSC, Chain of Custody, Controlled Wood och PEFC.</w:t>
+      </w:r>
+    </w:p>
+    <w:p>
+      <w:r>
+        <w:t>Vi förväntar oss att ni återkommer med ett skriftligt svar på vårt klagomål och även beskriver vilka korrigerande åtgärder ni satt in för att rätta till identifierade brister i er efterlevnad av den svenska FSC standarden.</w:t>
       </w:r>
     </w:p>
     <w:p>
       <w:pPr>
-        <w:pStyle w:val="Heading2"/>
+        <w:pStyle w:val="Heading1"/>
       </w:pPr>
       <w:r>
-        <w:t>Fridlysta arter</w:t>
+        <w:t>Naturvårdsarter och fridlysta arter</w:t>
       </w:r>
     </w:p>
     <w:p>
       <w:r>
-        <w:t>Följande fridlysta arter har sina livsmiljöer och växtplatser i den avverkningsanmälda skogen: knärot (VU, T, §8) och lavskrika (NT, T, §4).</w:t>
-      </w:r>
-    </w:p>
-    <w:p>
-      <w:r>
-        <w:t xml:space="preserve">Observera att medlemsländerna är skyldiga att agera i enlighet med EU:s fågeldirektiv där det uttryckligen står att direktivet gäller för fåglar samt för deras ägg, bon och </w:t>
-      </w:r>
-      <w:r>
-        <w:rPr>
-          <w:b/>
-        </w:rPr>
-        <w:t xml:space="preserve">livsmiljöer </w:t>
-      </w:r>
-      <w:r>
-        <w:t>(artikel 1). Vidare att de åtgärder som vidtas inte får leda till en försämring av den nuvarande situationen beträffande bevarandet av de fågelarter som avses i artikel 1 (artikel 13). Fågeldirektivet är styrande för tillsynsansvariga myndigheters ärendehantering, ställningstaganden och beslutsfattande.</w:t>
+        <w:t>Nedan följer beskrivningar av de naturvårdsarter och fridlysta arter som har sina livsmiljöer och växtplatser i den avverkningsanmälda skogen. Se även ytterligare artfakta i BILAGA 1. De påträffade naturvårdsarterna är ett tydligt kvitto på att det rör sig om en skog med höga naturvärden.</w:t>
       </w:r>
     </w:p>
     <w:p>
@@ -398,11 +368,6 @@
       </w:r>
     </w:p>
     <w:p>
-      <w:r>
-        <w:t>I BILAGA 1 finns mer detaljerad information om ekologi samt krav på livsmiljö hos fridlysta arter.</w:t>
-      </w:r>
-    </w:p>
-    <w:p>
       <w:pPr>
         <w:pStyle w:val="Heading1"/>
       </w:pPr>
@@ -1156,7 +1121,7 @@
     <w:r>
       <w:tab/>
       <w:tab/>
-      <w:t>2026-06-20</w:t>
+      <w:t>2026-06-21</w:t>
       <w:br/>
       <w:br/>
     </w:r>

--- a/klagomål/A 10485-2023 FSC-klagomål.docx
+++ b/klagomål/A 10485-2023 FSC-klagomål.docx
@@ -1121,7 +1121,7 @@
     <w:r>
       <w:tab/>
       <w:tab/>
-      <w:t>2026-06-21</w:t>
+      <w:t>2026-06-22</w:t>
       <w:br/>
       <w:br/>
     </w:r>

--- a/klagomål/A 10485-2023 FSC-klagomål.docx
+++ b/klagomål/A 10485-2023 FSC-klagomål.docx
@@ -1121,7 +1121,7 @@
     <w:r>
       <w:tab/>
       <w:tab/>
-      <w:t>2026-06-22</w:t>
+      <w:t>2026-06-23</w:t>
       <w:br/>
       <w:br/>
     </w:r>

--- a/klagomål/A 10485-2023 FSC-klagomål.docx
+++ b/klagomål/A 10485-2023 FSC-klagomål.docx
@@ -1121,7 +1121,7 @@
     <w:r>
       <w:tab/>
       <w:tab/>
-      <w:t>2026-06-23</w:t>
+      <w:t>2026-06-24</w:t>
       <w:br/>
       <w:br/>
     </w:r>

--- a/klagomål/A 10485-2023 FSC-klagomål.docx
+++ b/klagomål/A 10485-2023 FSC-klagomål.docx
@@ -1121,7 +1121,7 @@
     <w:r>
       <w:tab/>
       <w:tab/>
-      <w:t>2026-06-24</w:t>
+      <w:t>2026-06-25</w:t>
       <w:br/>
       <w:br/>
     </w:r>

--- a/klagomål/A 10485-2023 FSC-klagomål.docx
+++ b/klagomål/A 10485-2023 FSC-klagomål.docx
@@ -1121,7 +1121,7 @@
     <w:r>
       <w:tab/>
       <w:tab/>
-      <w:t>2026-06-25</w:t>
+      <w:t>2026-06-26</w:t>
       <w:br/>
       <w:br/>
     </w:r>

--- a/klagomål/A 10485-2023 FSC-klagomål.docx
+++ b/klagomål/A 10485-2023 FSC-klagomål.docx
@@ -1121,7 +1121,7 @@
     <w:r>
       <w:tab/>
       <w:tab/>
-      <w:t>2026-06-26</w:t>
+      <w:t>2026-06-27</w:t>
       <w:br/>
       <w:br/>
     </w:r>

--- a/klagomål/A 10485-2023 FSC-klagomål.docx
+++ b/klagomål/A 10485-2023 FSC-klagomål.docx
@@ -1121,7 +1121,7 @@
     <w:r>
       <w:tab/>
       <w:tab/>
-      <w:t>2026-06-27</w:t>
+      <w:t>2026-06-28</w:t>
       <w:br/>
       <w:br/>
     </w:r>

--- a/klagomål/A 10485-2023 FSC-klagomål.docx
+++ b/klagomål/A 10485-2023 FSC-klagomål.docx
@@ -1121,7 +1121,7 @@
     <w:r>
       <w:tab/>
       <w:tab/>
-      <w:t>2026-06-28</w:t>
+      <w:t>2026-06-29</w:t>
       <w:br/>
       <w:br/>
     </w:r>

--- a/klagomål/A 10485-2023 FSC-klagomål.docx
+++ b/klagomål/A 10485-2023 FSC-klagomål.docx
@@ -1121,7 +1121,7 @@
     <w:r>
       <w:tab/>
       <w:tab/>
-      <w:t>2026-06-29</w:t>
+      <w:t>2026-06-30</w:t>
       <w:br/>
       <w:br/>
     </w:r>

--- a/klagomål/A 10485-2023 FSC-klagomål.docx
+++ b/klagomål/A 10485-2023 FSC-klagomål.docx
@@ -1121,7 +1121,7 @@
     <w:r>
       <w:tab/>
       <w:tab/>
-      <w:t>2026-06-30</w:t>
+      <w:t>2026-07-01</w:t>
       <w:br/>
       <w:br/>
     </w:r>

--- a/klagomål/A 10485-2023 FSC-klagomål.docx
+++ b/klagomål/A 10485-2023 FSC-klagomål.docx
@@ -1121,7 +1121,7 @@
     <w:r>
       <w:tab/>
       <w:tab/>
-      <w:t>2026-07-01</w:t>
+      <w:t>2026-07-02</w:t>
       <w:br/>
       <w:br/>
     </w:r>

--- a/klagomål/A 10485-2023 FSC-klagomål.docx
+++ b/klagomål/A 10485-2023 FSC-klagomål.docx
@@ -1121,7 +1121,7 @@
     <w:r>
       <w:tab/>
       <w:tab/>
-      <w:t>2026-07-13</w:t>
+      <w:t>2026-07-14</w:t>
       <w:br/>
       <w:br/>
     </w:r>

--- a/klagomål/A 10485-2023 FSC-klagomål.docx
+++ b/klagomål/A 10485-2023 FSC-klagomål.docx
@@ -1121,7 +1121,7 @@
     <w:r>
       <w:tab/>
       <w:tab/>
-      <w:t>2026-07-14</w:t>
+      <w:t>2026-07-15</w:t>
       <w:br/>
       <w:br/>
     </w:r>

--- a/klagomål/A 10485-2023 FSC-klagomål.docx
+++ b/klagomål/A 10485-2023 FSC-klagomål.docx
@@ -1121,7 +1121,7 @@
     <w:r>
       <w:tab/>
       <w:tab/>
-      <w:t>2026-07-15</w:t>
+      <w:t>2026-07-16</w:t>
       <w:br/>
       <w:br/>
     </w:r>

--- a/klagomål/A 10485-2023 FSC-klagomål.docx
+++ b/klagomål/A 10485-2023 FSC-klagomål.docx
@@ -1121,7 +1121,7 @@
     <w:r>
       <w:tab/>
       <w:tab/>
-      <w:t>2026-07-16</w:t>
+      <w:t>2026-07-17</w:t>
       <w:br/>
       <w:br/>
     </w:r>
